--- a/docs/TELOS_Whitepaper_v2.5.docx
+++ b/docs/TELOS_Whitepaper_v2.5.docx
@@ -2,7 +2,7 @@
 <file path=word/document.xml><?xml version="1.0" encoding="utf-8"?>
 <w:document xmlns:w="http://schemas.openxmlformats.org/wordprocessingml/2006/main" xmlns:m="http://schemas.openxmlformats.org/officeDocument/2006/math" xmlns:r="http://schemas.openxmlformats.org/officeDocument/2006/relationships" xmlns:o="urn:schemas-microsoft-com:office:office" xmlns:v="urn:schemas-microsoft-com:vml" xmlns:w10="urn:schemas-microsoft-com:office:word" xmlns:a="http://schemas.openxmlformats.org/drawingml/2006/main" xmlns:pic="http://schemas.openxmlformats.org/drawingml/2006/picture" xmlns:wp="http://schemas.openxmlformats.org/drawingml/2006/wordprocessingDrawing">
   <w:body>
-    <w:bookmarkStart w:id="123" w:name="Xe337f85ccb5db6de0562211e74a4b5f0eb52d11"/>
+    <w:bookmarkStart w:id="125" w:name="Xe337f85ccb5db6de0562211e74a4b5f0eb52d11"/>
     <w:p>
       <w:pPr>
         <w:pStyle w:val="Heading1"/>
@@ -848,7 +848,7 @@
     </w:p>
     <w:bookmarkEnd w:id="15"/>
     <w:bookmarkEnd w:id="16"/>
-    <w:bookmarkStart w:id="29" w:name="X32fc07867516e45fa8ab2474d6bf121ee1f7f23"/>
+    <w:bookmarkStart w:id="31" w:name="X32fc07867516e45fa8ab2474d6bf121ee1f7f23"/>
     <w:p>
       <w:pPr>
         <w:pStyle w:val="Heading2"/>
@@ -2691,12 +2691,131 @@
       </w:r>
     </w:p>
     <w:bookmarkEnd w:id="27"/>
-    <w:bookmarkStart w:id="28" w:name="what-we-are-building"/>
+    <w:bookmarkStart w:id="28" w:name="Xadca376cf5b6ec19bf7a49a38499d8b918fab79"/>
     <w:p>
       <w:pPr>
         <w:pStyle w:val="Heading3"/>
       </w:pPr>
       <w:r>
+        <w:t xml:space="preserve">1.4.1 Industry Recognition: Even Frontier Labs Acknowledge the Gap</w:t>
+      </w:r>
+    </w:p>
+    <w:p>
+      <w:pPr>
+        <w:pStyle w:val="FirstParagraph"/>
+      </w:pPr>
+      <w:r>
+        <w:t xml:space="preserve">The insufficiency of training-time alignment is not merely an academic observation. It is now acknowledged by the developers of Constitutional AI themselves.</w:t>
+      </w:r>
+    </w:p>
+    <w:p>
+      <w:pPr>
+        <w:pStyle w:val="BodyText"/>
+      </w:pPr>
+      <w:r>
+        <w:t xml:space="preserve">In January 2026, Anthropic CEO Dario Amodei published</w:t>
+      </w:r>
+      <w:r>
+        <w:t xml:space="preserve"> </w:t>
+      </w:r>
+      <w:r>
+        <w:t xml:space="preserve">“The Adolescence of Technology,”</w:t>
+      </w:r>
+      <w:r>
+        <w:t xml:space="preserve"> </w:t>
+      </w:r>
+      <w:r>
+        <w:t xml:space="preserve">a 20,000-word analysis of AI risks and mitigations. Notably, Amodei describes Anthropic’s investment in runtime infrastructure beyond Constitutional AI:</w:t>
+      </w:r>
+    </w:p>
+    <w:p>
+      <w:pPr>
+        <w:pStyle w:val="BlockText"/>
+      </w:pPr>
+      <w:r>
+        <w:t xml:space="preserve">“We are investing in a wide range of evaluations so that we can understand the behaviors of our models in the lab, as well as</w:t>
+      </w:r>
+      <w:r>
+        <w:t xml:space="preserve"> </w:t>
+      </w:r>
+      <w:r>
+        <w:rPr>
+          <w:b/>
+          <w:bCs/>
+        </w:rPr>
+        <w:t xml:space="preserve">monitoring tools to observe behaviors in the wild</w:t>
+      </w:r>
+      <w:r>
+        <w:t xml:space="preserve">.”</w:t>
+      </w:r>
+    </w:p>
+    <w:p>
+      <w:pPr>
+        <w:pStyle w:val="BlockText"/>
+      </w:pPr>
+      <w:r>
+        <w:t xml:space="preserve">“We’ve implemented… a classifier that specifically detects and blocks bioweapon-related outputs… [We] have generally found them highly robust even against sophisticated adversarial attacks.”</w:t>
+      </w:r>
+    </w:p>
+    <w:p>
+      <w:pPr>
+        <w:pStyle w:val="BlockText"/>
+      </w:pPr>
+      <w:r>
+        <w:t xml:space="preserve">“These classifiers increase the costs to serve our models measurably (in some models, they are close to 5% of total inference costs).”</w:t>
+      </w:r>
+    </w:p>
+    <w:p>
+      <w:pPr>
+        <w:pStyle w:val="FirstParagraph"/>
+      </w:pPr>
+      <w:r>
+        <w:t xml:space="preserve">This represents a significant admission: the pioneers of Constitutional AI acknowledge that training-time alignment requires runtime augmentation. Anthropic now deploys specialized classifiers, at meaningful computational cost, to catch what Constitutional AI alone cannot prevent.</w:t>
+      </w:r>
+    </w:p>
+    <w:p>
+      <w:pPr>
+        <w:pStyle w:val="BodyText"/>
+      </w:pPr>
+      <w:r>
+        <w:t xml:space="preserve">TELOS extends this principle. Where Anthropic’s classifiers target specific harm categories (bioweapons), TELOS provides general-purpose constitutional enforcement. Where Anthropic monitors their own models internally, TELOS enables third-party governance infrastructure independent of model providers. Where Anthropic’s classifiers operate as proprietary safeguards, TELOS publishes its methodology openly for validation and adoption.</w:t>
+      </w:r>
+    </w:p>
+    <w:p>
+      <w:pPr>
+        <w:pStyle w:val="BodyText"/>
+      </w:pPr>
+      <w:r>
+        <w:t xml:space="preserve">The convergence is clear: even organizations that developed training-time alignment now invest in runtime monitoring. The question is no longer whether runtime governance is necessary, but who builds the infrastructure and under what principles.</w:t>
+      </w:r>
+    </w:p>
+    <w:p>
+      <w:pPr>
+        <w:pStyle w:val="BodyText"/>
+      </w:pPr>
+      <w:r>
+        <w:t xml:space="preserve">Source: Amodei, D. (2026).</w:t>
+      </w:r>
+      <w:r>
+        <w:t xml:space="preserve"> </w:t>
+      </w:r>
+      <w:r>
+        <w:t xml:space="preserve">“The Adolescence of Technology: Confronting and Overcoming the Risks of Powerful AI.”</w:t>
+      </w:r>
+      <w:r>
+        <w:t xml:space="preserve"> </w:t>
+      </w:r>
+      <w:r>
+        <w:t xml:space="preserve">https://www.darioamodei.com/essay/the-adolescence-of-technology</w:t>
+      </w:r>
+    </w:p>
+    <w:bookmarkEnd w:id="28"/>
+    <w:bookmarkStart w:id="29" w:name="what-we-are-building"/>
+    <w:p>
+      <w:pPr>
+        <w:pStyle w:val="Heading3"/>
+      </w:pPr>
+      <w:r>
         <w:t xml:space="preserve">1.5 What We Are Building</w:t>
       </w:r>
     </w:p>
@@ -2748,9 +2867,350 @@
         <w:t xml:space="preserve">The following sections explain the mathematical framework that makes this possible, the implementation that makes it practical, and the validation framework that will determine if it works.</w:t>
       </w:r>
     </w:p>
-    <w:bookmarkEnd w:id="28"/>
     <w:bookmarkEnd w:id="29"/>
-    <w:bookmarkStart w:id="30" w:name="X88d23c6e200786ada5efd6dc1807dc2347b8cbf"/>
+    <w:bookmarkStart w:id="30" w:name="detection-driven-governance"/>
+    <w:p>
+      <w:pPr>
+        <w:pStyle w:val="Heading3"/>
+      </w:pPr>
+      <w:r>
+        <w:t xml:space="preserve">1.5.1 Detection-Driven Governance</w:t>
+      </w:r>
+    </w:p>
+    <w:p>
+      <w:pPr>
+        <w:pStyle w:val="FirstParagraph"/>
+      </w:pPr>
+      <w:r>
+        <w:t xml:space="preserve">TELOS operates fundamentally as a detection system. Quality Control for AI.</w:t>
+      </w:r>
+    </w:p>
+    <w:p>
+      <w:pPr>
+        <w:pStyle w:val="BodyText"/>
+      </w:pPr>
+      <w:r>
+        <w:t xml:space="preserve">We do not claim to prevent all harmful outputs. We claim to detect drift reliably and escalate appropriately. Prevention is a byproduct of detection. When the system detects reliably, escalation occurs appropriately, and prevention graduates with it. The entire lifecycle remains transparent and auditable.</w:t>
+      </w:r>
+    </w:p>
+    <w:p>
+      <w:pPr>
+        <w:pStyle w:val="BodyText"/>
+      </w:pPr>
+      <w:r>
+        <w:t xml:space="preserve">Our goal has been and will continue to be refining and fine-tuning detection so that prevention and safety emerge as natural byproducts through proper graduated response mechanisms.</w:t>
+      </w:r>
+    </w:p>
+    <w:p>
+      <w:pPr>
+        <w:pStyle w:val="BodyText"/>
+      </w:pPr>
+      <w:r>
+        <w:rPr>
+          <w:b/>
+          <w:bCs/>
+        </w:rPr>
+        <w:t xml:space="preserve">The Governance Triad</w:t>
+      </w:r>
+    </w:p>
+    <w:tbl>
+      <w:tblPr>
+        <w:tblStyle w:val="Table"/>
+        <w:tblW w:type="auto" w:w="0"/>
+        <w:tblLook w:firstRow="1" w:lastRow="0" w:firstColumn="0" w:lastColumn="0" w:noHBand="0" w:noVBand="0" w:val="0020"/>
+      </w:tblPr>
+      <w:tblGrid>
+        <w:gridCol w:w="2640"/>
+        <w:gridCol w:w="2640"/>
+        <w:gridCol w:w="2640"/>
+      </w:tblGrid>
+      <w:tr>
+        <w:trPr>
+          <w:tblHeader w:val="on"/>
+        </w:trPr>
+        <w:tc>
+          <w:tcPr/>
+          <w:p>
+            <w:pPr>
+              <w:pStyle w:val="Compact"/>
+            </w:pPr>
+            <w:r>
+              <w:t xml:space="preserve">Function</w:t>
+            </w:r>
+          </w:p>
+        </w:tc>
+        <w:tc>
+          <w:tcPr/>
+          <w:p>
+            <w:pPr>
+              <w:pStyle w:val="Compact"/>
+            </w:pPr>
+            <w:r>
+              <w:t xml:space="preserve">Role</w:t>
+            </w:r>
+          </w:p>
+        </w:tc>
+        <w:tc>
+          <w:tcPr/>
+          <w:p>
+            <w:pPr>
+              <w:pStyle w:val="Compact"/>
+            </w:pPr>
+            <w:r>
+              <w:t xml:space="preserve">Purpose</w:t>
+            </w:r>
+          </w:p>
+        </w:tc>
+      </w:tr>
+      <w:tr>
+        <w:tc>
+          <w:tcPr/>
+          <w:p>
+            <w:pPr>
+              <w:pStyle w:val="Compact"/>
+            </w:pPr>
+            <w:r>
+              <w:t xml:space="preserve">Detection</w:t>
+            </w:r>
+          </w:p>
+        </w:tc>
+        <w:tc>
+          <w:tcPr/>
+          <w:p>
+            <w:pPr>
+              <w:pStyle w:val="Compact"/>
+            </w:pPr>
+            <w:r>
+              <w:t xml:space="preserve">The Mechanism</w:t>
+            </w:r>
+          </w:p>
+        </w:tc>
+        <w:tc>
+          <w:tcPr/>
+          <w:p>
+            <w:pPr>
+              <w:pStyle w:val="Compact"/>
+            </w:pPr>
+            <w:r>
+              <w:t xml:space="preserve">Continuous drift measurement</w:t>
+            </w:r>
+          </w:p>
+        </w:tc>
+      </w:tr>
+      <w:tr>
+        <w:tc>
+          <w:tcPr/>
+          <w:p>
+            <w:pPr>
+              <w:pStyle w:val="Compact"/>
+            </w:pPr>
+            <w:r>
+              <w:t xml:space="preserve">Prevention</w:t>
+            </w:r>
+          </w:p>
+        </w:tc>
+        <w:tc>
+          <w:tcPr/>
+          <w:p>
+            <w:pPr>
+              <w:pStyle w:val="Compact"/>
+            </w:pPr>
+            <w:r>
+              <w:t xml:space="preserve">The Outcome</w:t>
+            </w:r>
+          </w:p>
+        </w:tc>
+        <w:tc>
+          <w:tcPr/>
+          <w:p>
+            <w:pPr>
+              <w:pStyle w:val="Compact"/>
+            </w:pPr>
+            <w:r>
+              <w:t xml:space="preserve">Graduated intervention</w:t>
+            </w:r>
+          </w:p>
+        </w:tc>
+      </w:tr>
+      <w:tr>
+        <w:tc>
+          <w:tcPr/>
+          <w:p>
+            <w:pPr>
+              <w:pStyle w:val="Compact"/>
+            </w:pPr>
+            <w:r>
+              <w:t xml:space="preserve">Auditability</w:t>
+            </w:r>
+          </w:p>
+        </w:tc>
+        <w:tc>
+          <w:tcPr/>
+          <w:p>
+            <w:pPr>
+              <w:pStyle w:val="Compact"/>
+            </w:pPr>
+            <w:r>
+              <w:t xml:space="preserve">The Proof</w:t>
+            </w:r>
+          </w:p>
+        </w:tc>
+        <w:tc>
+          <w:tcPr/>
+          <w:p>
+            <w:pPr>
+              <w:pStyle w:val="Compact"/>
+            </w:pPr>
+            <w:r>
+              <w:t xml:space="preserve">Immutable audit trails</w:t>
+            </w:r>
+          </w:p>
+        </w:tc>
+      </w:tr>
+    </w:tbl>
+    <w:p>
+      <w:pPr>
+        <w:pStyle w:val="BodyText"/>
+      </w:pPr>
+      <w:r>
+        <w:t xml:space="preserve">The causal chain: Detection (what we measure) leads to Prevention (byproduct) leads to Safety (outcome through proportional control).</w:t>
+      </w:r>
+    </w:p>
+    <w:p>
+      <w:pPr>
+        <w:pStyle w:val="BodyText"/>
+      </w:pPr>
+      <w:r>
+        <w:t xml:space="preserve">The better you detect, the earlier you can intervene, the more proportional your control. That is process control, not magic.</w:t>
+      </w:r>
+    </w:p>
+    <w:p>
+      <w:pPr>
+        <w:pStyle w:val="BodyText"/>
+      </w:pPr>
+      <w:r>
+        <w:rPr>
+          <w:b/>
+          <w:bCs/>
+        </w:rPr>
+        <w:t xml:space="preserve">Understanding Our Validation Results</w:t>
+      </w:r>
+    </w:p>
+    <w:p>
+      <w:pPr>
+        <w:pStyle w:val="BodyText"/>
+      </w:pPr>
+      <w:r>
+        <w:t xml:space="preserve">Standard adversarial benchmarks like AILuminate, MedSafetyBench, and XSTest were designed to test binary systems: block or allow. That is essentially all that exists in the field. When researchers run these tests, they are asking one question: Did the system prevent this harmful query?</w:t>
+      </w:r>
+    </w:p>
+    <w:p>
+      <w:pPr>
+        <w:pStyle w:val="BodyText"/>
+      </w:pPr>
+      <w:r>
+        <w:t xml:space="preserve">TELOS does not operate in that paradigm. We introduce detection and escalation through proportional control mechanisms into an equation where they formerly did not exist.</w:t>
+      </w:r>
+    </w:p>
+    <w:p>
+      <w:pPr>
+        <w:pStyle w:val="BodyText"/>
+      </w:pPr>
+      <w:r>
+        <w:t xml:space="preserve">When TELOS achieves 0% adversarial success rate on these benchmarks, we are not claiming the same thing a binary system would claim. We are saying:</w:t>
+      </w:r>
+    </w:p>
+    <w:p>
+      <w:pPr>
+        <w:pStyle w:val="Compact"/>
+        <w:numPr>
+          <w:ilvl w:val="0"/>
+          <w:numId w:val="1004"/>
+        </w:numPr>
+      </w:pPr>
+      <w:r>
+        <w:t xml:space="preserve">Every attack triggered detection</w:t>
+      </w:r>
+    </w:p>
+    <w:p>
+      <w:pPr>
+        <w:pStyle w:val="Compact"/>
+        <w:numPr>
+          <w:ilvl w:val="0"/>
+          <w:numId w:val="1004"/>
+        </w:numPr>
+      </w:pPr>
+      <w:r>
+        <w:t xml:space="preserve">Detection initiated proportional escalation</w:t>
+      </w:r>
+    </w:p>
+    <w:p>
+      <w:pPr>
+        <w:pStyle w:val="Compact"/>
+        <w:numPr>
+          <w:ilvl w:val="0"/>
+          <w:numId w:val="1004"/>
+        </w:numPr>
+      </w:pPr>
+      <w:r>
+        <w:t xml:space="preserve">Escalation engaged graduated intervention</w:t>
+      </w:r>
+    </w:p>
+    <w:p>
+      <w:pPr>
+        <w:pStyle w:val="Compact"/>
+        <w:numPr>
+          <w:ilvl w:val="0"/>
+          <w:numId w:val="1004"/>
+        </w:numPr>
+      </w:pPr>
+      <w:r>
+        <w:t xml:space="preserve">The three-tier defense (baseline normalization, basin membership, human review) caught what binary systems try to catch with a single gate</w:t>
+      </w:r>
+    </w:p>
+    <w:p>
+      <w:pPr>
+        <w:pStyle w:val="FirstParagraph"/>
+      </w:pPr>
+      <w:r>
+        <w:t xml:space="preserve">The 0% is not</w:t>
+      </w:r>
+      <w:r>
+        <w:t xml:space="preserve"> </w:t>
+      </w:r>
+      <w:r>
+        <w:t xml:space="preserve">“we blocked everything.”</w:t>
+      </w:r>
+      <w:r>
+        <w:t xml:space="preserve"> </w:t>
+      </w:r>
+      <w:r>
+        <w:t xml:space="preserve">It is</w:t>
+      </w:r>
+      <w:r>
+        <w:t xml:space="preserve"> </w:t>
+      </w:r>
+      <w:r>
+        <w:t xml:space="preserve">“nothing proceeded without triggering the governance response chain.”</w:t>
+      </w:r>
+      <w:r>
+        <w:t xml:space="preserve"> </w:t>
+      </w:r>
+      <w:r>
+        <w:t xml:space="preserve">TELOS preserves the ability to block when necessary. Blocking is the graduated endpoint of detection, not the only tool.</w:t>
+      </w:r>
+    </w:p>
+    <w:p>
+      <w:pPr>
+        <w:pStyle w:val="BodyText"/>
+      </w:pPr>
+      <w:r>
+        <w:t xml:space="preserve">This is not semantics. It is mathematics.</w:t>
+      </w:r>
+    </w:p>
+    <w:bookmarkEnd w:id="30"/>
+    <w:bookmarkEnd w:id="31"/>
+    <w:bookmarkStart w:id="32" w:name="X88d23c6e200786ada5efd6dc1807dc2347b8cbf"/>
     <w:p>
       <w:pPr>
         <w:pStyle w:val="Heading2"/>
@@ -2783,8 +3243,8 @@
         <w:t xml:space="preserve">The framework combines proportional control (operational mechanism) and attractor dynamics (mathematical description) into a unified approach for semantic governance. These are not competing frameworks but two forms of the same mathematics: the control law applies operational correction while basin geometry describes the resulting stable region.</w:t>
       </w:r>
     </w:p>
-    <w:bookmarkEnd w:id="30"/>
-    <w:bookmarkStart w:id="62" w:name="X8e60828f6ea028856b475adea7852c85914cd25"/>
+    <w:bookmarkEnd w:id="32"/>
+    <w:bookmarkStart w:id="64" w:name="X8e60828f6ea028856b475adea7852c85914cd25"/>
     <w:p>
       <w:pPr>
         <w:pStyle w:val="Heading2"/>
@@ -2793,7 +3253,7 @@
         <w:t xml:space="preserve">2. Quality Control Architecture: Proportional Control and Attractor Dynamics</w:t>
       </w:r>
     </w:p>
-    <w:bookmarkStart w:id="34" w:name="X1c5a17acc6d57df0ae7c3c9f8024b2754cae6f0"/>
+    <w:bookmarkStart w:id="36" w:name="X1c5a17acc6d57df0ae7c3c9f8024b2754cae6f0"/>
     <w:p>
       <w:pPr>
         <w:pStyle w:val="Heading3"/>
@@ -2811,18 +3271,18 @@
           <wp:inline>
             <wp:extent cx="4940300" cy="3327400"/>
             <wp:effectExtent b="0" l="0" r="0" t="0"/>
-            <wp:docPr descr="Figure 2: Primacy Attractor basin geometry in embedding space. The PA serves as a stable equilibrium point, with the basin radius determining the tolerance for semantic drift." title="" id="32" name="Picture"/>
+            <wp:docPr descr="Figure 2: Primacy Attractor basin geometry in embedding space. The PA serves as a stable equilibrium point, with the basin radius determining the tolerance for semantic drift." title="" id="34" name="Picture"/>
             <a:graphic>
               <a:graphicData uri="http://schemas.openxmlformats.org/drawingml/2006/picture">
                 <pic:pic>
                   <pic:nvPicPr>
-                    <pic:cNvPr descr="diagrams/fig2_primacy_attractor.pdf" id="33" name="Picture"/>
+                    <pic:cNvPr descr="diagrams/fig2_primacy_attractor.pdf" id="35" name="Picture"/>
                     <pic:cNvPicPr>
                       <a:picLocks noChangeArrowheads="1" noChangeAspect="1"/>
                     </pic:cNvPicPr>
                   </pic:nvPicPr>
                   <pic:blipFill>
-                    <a:blip r:embed="rId31"/>
+                    <a:blip r:embed="rId33"/>
                     <a:stretch>
                       <a:fillRect/>
                     </a:stretch>
@@ -2953,8 +3413,8 @@
         <w:t xml:space="preserve">).</w:t>
       </w:r>
     </w:p>
-    <w:bookmarkEnd w:id="34"/>
-    <w:bookmarkStart w:id="38" w:name="X282884a0fa96a091316207c0a75a45d74fd99e8"/>
+    <w:bookmarkEnd w:id="36"/>
+    <w:bookmarkStart w:id="40" w:name="X282884a0fa96a091316207c0a75a45d74fd99e8"/>
     <w:p>
       <w:pPr>
         <w:pStyle w:val="Heading3"/>
@@ -2972,18 +3432,18 @@
           <wp:inline>
             <wp:extent cx="3479800" cy="3898900"/>
             <wp:effectExtent b="0" l="0" r="0" t="0"/>
-            <wp:docPr descr="Figure 3: Two-Layer Fidelity Architecture. Layer 1 provides baseline normalization to catch extreme off-topic content, while Layer 2 measures basin membership for purpose drift detection." title="" id="36" name="Picture"/>
+            <wp:docPr descr="Figure 3: Two-Layer Fidelity Architecture. Layer 1 provides baseline normalization to catch extreme off-topic content, while Layer 2 measures basin membership for purpose drift detection." title="" id="38" name="Picture"/>
             <a:graphic>
               <a:graphicData uri="http://schemas.openxmlformats.org/drawingml/2006/picture">
                 <pic:pic>
                   <pic:nvPicPr>
-                    <pic:cNvPr descr="diagrams/fig3_fidelity_pipeline.pdf" id="37" name="Picture"/>
+                    <pic:cNvPr descr="diagrams/fig3_fidelity_pipeline.pdf" id="39" name="Picture"/>
                     <pic:cNvPicPr>
                       <a:picLocks noChangeArrowheads="1" noChangeAspect="1"/>
                     </pic:cNvPicPr>
                   </pic:nvPicPr>
                   <pic:blipFill>
-                    <a:blip r:embed="rId35"/>
+                    <a:blip r:embed="rId37"/>
                     <a:stretch>
                       <a:fillRect/>
                     </a:stretch>
@@ -3138,8 +3598,8 @@
         <w:t xml:space="preserve">This confirms that convergence towards the attractor is asymptotic, and stability is bounded within the basin (Khalil, 2002; Strogatz, 2014).</w:t>
       </w:r>
     </w:p>
-    <w:bookmarkEnd w:id="38"/>
-    <w:bookmarkStart w:id="47" w:name="X9fee8eaaec69c717f039003492fb7a19d7dcca0"/>
+    <w:bookmarkEnd w:id="40"/>
+    <w:bookmarkStart w:id="49" w:name="X9fee8eaaec69c717f039003492fb7a19d7dcca0"/>
     <w:p>
       <w:pPr>
         <w:pStyle w:val="Heading3"/>
@@ -3200,7 +3660,7 @@
         <w:t xml:space="preserve">The architecture already knows how to measure similarity. The question is: what is it measuring similarity against?</w:t>
       </w:r>
     </w:p>
-    <w:bookmarkStart w:id="39" w:name="attention-as-similarity-computation"/>
+    <w:bookmarkStart w:id="41" w:name="attention-as-similarity-computation"/>
     <w:p>
       <w:pPr>
         <w:pStyle w:val="Heading4"/>
@@ -3291,8 +3751,8 @@
         <w:t xml:space="preserve">The model correctly identifies the relevant context through similarity matching.</w:t>
       </w:r>
     </w:p>
-    <w:bookmarkEnd w:id="39"/>
-    <w:bookmarkStart w:id="40" w:name="the-shifting-reference-point"/>
+    <w:bookmarkEnd w:id="41"/>
+    <w:bookmarkStart w:id="42" w:name="the-shifting-reference-point"/>
     <w:p>
       <w:pPr>
         <w:pStyle w:val="Heading4"/>
@@ -3411,8 +3871,8 @@
         <w:t xml:space="preserve">The similarity computation is accurate. The reference point it uses has drifted.</w:t>
       </w:r>
     </w:p>
-    <w:bookmarkEnd w:id="40"/>
-    <w:bookmarkStart w:id="41" w:name="architectural-sources-of-recency-bias"/>
+    <w:bookmarkEnd w:id="42"/>
+    <w:bookmarkStart w:id="43" w:name="architectural-sources-of-recency-bias"/>
     <w:p>
       <w:pPr>
         <w:pStyle w:val="Heading4"/>
@@ -3427,34 +3887,6 @@
       </w:pPr>
       <w:r>
         <w:t xml:space="preserve">This reference drift happens intentionally through two mechanisms:</w:t>
-      </w:r>
-    </w:p>
-    <w:p>
-      <w:pPr>
-        <w:pStyle w:val="Compact"/>
-        <w:numPr>
-          <w:ilvl w:val="0"/>
-          <w:numId w:val="1004"/>
-        </w:numPr>
-      </w:pPr>
-      <w:r>
-        <w:t xml:space="preserve">RoPE Positional Encoding (Yang et al., 2025):</w:t>
-      </w:r>
-    </w:p>
-    <w:p>
-      <w:pPr>
-        <w:pStyle w:val="FirstParagraph"/>
-      </w:pPr>
-      <w:r>
-        <w:t xml:space="preserve">“RoPE exhibits a stronger recency bias (positional focus)… RoPE layers handle local information effectively due to their built-in recency bias.”</w:t>
-      </w:r>
-    </w:p>
-    <w:p>
-      <w:pPr>
-        <w:pStyle w:val="BodyText"/>
-      </w:pPr>
-      <w:r>
-        <w:t xml:space="preserve">Rotary positional encodings, used in LLaMA, Mistral, and other modern systems, apply rotations to query and key vectors that favor nearby positions. Distant positions receive less attention not through learned preference but through mathematical design.</w:t>
       </w:r>
     </w:p>
     <w:p>
@@ -3466,7 +3898,7 @@
         </w:numPr>
       </w:pPr>
       <w:r>
-        <w:t xml:space="preserve">Learned Attention Patterns (Liu et al., 2023):</w:t>
+        <w:t xml:space="preserve">RoPE Positional Encoding (Yang et al., 2025):</w:t>
       </w:r>
     </w:p>
     <w:p>
@@ -3474,187 +3906,15 @@
         <w:pStyle w:val="FirstParagraph"/>
       </w:pPr>
       <w:r>
-        <w:t xml:space="preserve">“During pre-training, this induces a learned bias to attend to recent tokens… attention mechanisms create</w:t>
-      </w:r>
-      <w:r>
-        <w:t xml:space="preserve"> </w:t>
-      </w:r>
-      <w:r>
-        <w:t xml:space="preserve">‘sinks’</w:t>
-      </w:r>
-      <w:r>
-        <w:t xml:space="preserve"> </w:t>
-      </w:r>
-      <w:r>
-        <w:t xml:space="preserve">that capture focus disproportionately.”</w:t>
-      </w:r>
-    </w:p>
-    <w:p>
-      <w:pPr>
-        <w:pStyle w:val="BodyText"/>
-      </w:pPr>
-      <w:r>
-        <w:t xml:space="preserve">Pre-training on natural text, where recent context is the best predictor for the next token, reinforces the recency weighting. The model learns that</w:t>
-      </w:r>
-      <w:r>
-        <w:t xml:space="preserve"> </w:t>
-      </w:r>
-      <w:r>
-        <w:t xml:space="preserve">“recent tokens matter most.”</w:t>
-      </w:r>
-      <w:r>
-        <w:t xml:space="preserve"> </w:t>
-      </w:r>
-      <w:r>
-        <w:t xml:space="preserve">This is correct for language modeling but leads to reference drift in governance.</w:t>
-      </w:r>
-    </w:p>
-    <w:bookmarkEnd w:id="41"/>
-    <w:bookmarkStart w:id="42" w:name="X821c19b441ff312e4559f121a3fe985d3df5c0b"/>
-    <w:p>
-      <w:pPr>
-        <w:pStyle w:val="Heading4"/>
-      </w:pPr>
-      <w:r>
-        <w:t xml:space="preserve">2.2.1.4 Mathematical Formalization of Reference Drift</w:t>
-      </w:r>
-    </w:p>
-    <w:p>
-      <w:pPr>
-        <w:pStyle w:val="FirstParagraph"/>
-      </w:pPr>
-      <w:r>
-        <w:t xml:space="preserve">Let r_t denote the effective reference that attention mechanisms use at turn t. This is the average of key vectors weighed by attention:</w:t>
-      </w:r>
-    </w:p>
-    <w:p>
-      <w:pPr>
-        <w:pStyle w:val="BodyText"/>
-      </w:pPr>
-      <w:r>
-        <w:t xml:space="preserve">r_t = Σ_{i=1}^{t-1} α_{t,i} k_i</w:t>
-      </w:r>
-    </w:p>
-    <w:p>
-      <w:pPr>
-        <w:pStyle w:val="BodyText"/>
-      </w:pPr>
-      <w:r>
-        <w:t xml:space="preserve">where α_{t,i} are the attention weights.</w:t>
-      </w:r>
-    </w:p>
-    <w:p>
-      <w:pPr>
-        <w:pStyle w:val="BodyText"/>
-      </w:pPr>
-      <w:r>
-        <w:t xml:space="preserve">Due to recency bias:</w:t>
-      </w:r>
-    </w:p>
-    <w:p>
-      <w:pPr>
-        <w:pStyle w:val="BodyText"/>
-      </w:pPr>
-      <w:r>
-        <w:t xml:space="preserve">α_{t,i} ∝ exp(-β · (t - i)) · exp(Q_t · K_i^T / √d_k)</w:t>
-      </w:r>
-    </w:p>
-    <w:p>
-      <w:pPr>
-        <w:pStyle w:val="BodyText"/>
-      </w:pPr>
-      <w:r>
-        <w:t xml:space="preserve">for some decay parameter β &gt; 0 from positional encoding.</w:t>
-      </w:r>
-    </w:p>
-    <w:p>
-      <w:pPr>
-        <w:pStyle w:val="BodyText"/>
-      </w:pPr>
-      <w:r>
-        <w:t xml:space="preserve">Over turns, the effective reference drifts:</w:t>
-      </w:r>
-    </w:p>
-    <w:p>
-      <w:pPr>
-        <w:pStyle w:val="BodyText"/>
-      </w:pPr>
-      <w:r>
-        <w:t xml:space="preserve">||r_t - p_0|| = ||Σ_{i=1}^{t-1} α_{t,i} k_i - p_0|| → Δ &gt; 0</w:t>
-      </w:r>
-    </w:p>
-    <w:p>
-      <w:pPr>
-        <w:pStyle w:val="BodyText"/>
-      </w:pPr>
-      <w:r>
-        <w:t xml:space="preserve">as the conversation continues and α_{t,i} focuses on recent i.</w:t>
-      </w:r>
-    </w:p>
-    <w:p>
-      <w:pPr>
-        <w:pStyle w:val="BodyText"/>
-      </w:pPr>
-      <w:r>
-        <w:t xml:space="preserve">The model calculates:</w:t>
-      </w:r>
-    </w:p>
-    <w:p>
-      <w:pPr>
-        <w:pStyle w:val="BodyText"/>
-      </w:pPr>
-      <w:r>
-        <w:t xml:space="preserve">similarity_t = Q_t · r_t^T</w:t>
-      </w:r>
-    </w:p>
-    <w:p>
-      <w:pPr>
-        <w:pStyle w:val="BodyText"/>
-      </w:pPr>
-      <w:r>
-        <w:t xml:space="preserve">which remains high (local coherence), while:</w:t>
-      </w:r>
-    </w:p>
-    <w:p>
-      <w:pPr>
-        <w:pStyle w:val="BodyText"/>
-      </w:pPr>
-      <w:r>
-        <w:t xml:space="preserve">fidelity_t = Q_t · p_0^T</w:t>
-      </w:r>
-    </w:p>
-    <w:p>
-      <w:pPr>
-        <w:pStyle w:val="BodyText"/>
-      </w:pPr>
-      <w:r>
-        <w:t xml:space="preserve">decreases (global divergence).</w:t>
-      </w:r>
-    </w:p>
-    <w:p>
-      <w:pPr>
-        <w:pStyle w:val="BodyText"/>
-      </w:pPr>
-      <w:r>
-        <w:t xml:space="preserve">This is local coherence with global divergence: each step seems consistent with recent context while the overall direction shifts away from the original intent.</w:t>
-      </w:r>
-    </w:p>
-    <w:bookmarkEnd w:id="42"/>
-    <w:bookmarkStart w:id="43" w:name="Xeaeff19e1b221915299a79e3a8f6892889ead37"/>
-    <w:p>
-      <w:pPr>
-        <w:pStyle w:val="Heading4"/>
-      </w:pPr>
-      <w:r>
-        <w:t xml:space="preserve">2.2.1.5 Why External Measurement Becomes Necessary</w:t>
-      </w:r>
-    </w:p>
-    <w:p>
-      <w:pPr>
-        <w:pStyle w:val="FirstParagraph"/>
-      </w:pPr>
-      <w:r>
-        <w:t xml:space="preserve">The model cannot resolve this internally because:</w:t>
+        <w:t xml:space="preserve">“RoPE exhibits a stronger recency bias (positional focus)… RoPE layers handle local information effectively due to their built-in recency bias.”</w:t>
+      </w:r>
+    </w:p>
+    <w:p>
+      <w:pPr>
+        <w:pStyle w:val="BodyText"/>
+      </w:pPr>
+      <w:r>
+        <w:t xml:space="preserve">Rotary positional encodings, used in LLaMA, Mistral, and other modern systems, apply rotations to query and key vectors that favor nearby positions. Distant positions receive less attention not through learned preference but through mathematical design.</w:t>
       </w:r>
     </w:p>
     <w:p>
@@ -3666,7 +3926,195 @@
         </w:numPr>
       </w:pPr>
       <w:r>
-        <w:t xml:space="preserve">Attention operates within the context window: It lacks a way to keep stable external reference points throughout the entire session</w:t>
+        <w:t xml:space="preserve">Learned Attention Patterns (Liu et al., 2023):</w:t>
+      </w:r>
+    </w:p>
+    <w:p>
+      <w:pPr>
+        <w:pStyle w:val="FirstParagraph"/>
+      </w:pPr>
+      <w:r>
+        <w:t xml:space="preserve">“During pre-training, this induces a learned bias to attend to recent tokens… attention mechanisms create</w:t>
+      </w:r>
+      <w:r>
+        <w:t xml:space="preserve"> </w:t>
+      </w:r>
+      <w:r>
+        <w:t xml:space="preserve">‘sinks’</w:t>
+      </w:r>
+      <w:r>
+        <w:t xml:space="preserve"> </w:t>
+      </w:r>
+      <w:r>
+        <w:t xml:space="preserve">that capture focus disproportionately.”</w:t>
+      </w:r>
+    </w:p>
+    <w:p>
+      <w:pPr>
+        <w:pStyle w:val="BodyText"/>
+      </w:pPr>
+      <w:r>
+        <w:t xml:space="preserve">Pre-training on natural text, where recent context is the best predictor for the next token, reinforces the recency weighting. The model learns that</w:t>
+      </w:r>
+      <w:r>
+        <w:t xml:space="preserve"> </w:t>
+      </w:r>
+      <w:r>
+        <w:t xml:space="preserve">“recent tokens matter most.”</w:t>
+      </w:r>
+      <w:r>
+        <w:t xml:space="preserve"> </w:t>
+      </w:r>
+      <w:r>
+        <w:t xml:space="preserve">This is correct for language modeling but leads to reference drift in governance.</w:t>
+      </w:r>
+    </w:p>
+    <w:bookmarkEnd w:id="43"/>
+    <w:bookmarkStart w:id="44" w:name="X821c19b441ff312e4559f121a3fe985d3df5c0b"/>
+    <w:p>
+      <w:pPr>
+        <w:pStyle w:val="Heading4"/>
+      </w:pPr>
+      <w:r>
+        <w:t xml:space="preserve">2.2.1.4 Mathematical Formalization of Reference Drift</w:t>
+      </w:r>
+    </w:p>
+    <w:p>
+      <w:pPr>
+        <w:pStyle w:val="FirstParagraph"/>
+      </w:pPr>
+      <w:r>
+        <w:t xml:space="preserve">Let r_t denote the effective reference that attention mechanisms use at turn t. This is the average of key vectors weighed by attention:</w:t>
+      </w:r>
+    </w:p>
+    <w:p>
+      <w:pPr>
+        <w:pStyle w:val="BodyText"/>
+      </w:pPr>
+      <w:r>
+        <w:t xml:space="preserve">r_t = Σ_{i=1}^{t-1} α_{t,i} k_i</w:t>
+      </w:r>
+    </w:p>
+    <w:p>
+      <w:pPr>
+        <w:pStyle w:val="BodyText"/>
+      </w:pPr>
+      <w:r>
+        <w:t xml:space="preserve">where α_{t,i} are the attention weights.</w:t>
+      </w:r>
+    </w:p>
+    <w:p>
+      <w:pPr>
+        <w:pStyle w:val="BodyText"/>
+      </w:pPr>
+      <w:r>
+        <w:t xml:space="preserve">Due to recency bias:</w:t>
+      </w:r>
+    </w:p>
+    <w:p>
+      <w:pPr>
+        <w:pStyle w:val="BodyText"/>
+      </w:pPr>
+      <w:r>
+        <w:t xml:space="preserve">α_{t,i} ∝ exp(-β · (t - i)) · exp(Q_t · K_i^T / √d_k)</w:t>
+      </w:r>
+    </w:p>
+    <w:p>
+      <w:pPr>
+        <w:pStyle w:val="BodyText"/>
+      </w:pPr>
+      <w:r>
+        <w:t xml:space="preserve">for some decay parameter β &gt; 0 from positional encoding.</w:t>
+      </w:r>
+    </w:p>
+    <w:p>
+      <w:pPr>
+        <w:pStyle w:val="BodyText"/>
+      </w:pPr>
+      <w:r>
+        <w:t xml:space="preserve">Over turns, the effective reference drifts:</w:t>
+      </w:r>
+    </w:p>
+    <w:p>
+      <w:pPr>
+        <w:pStyle w:val="BodyText"/>
+      </w:pPr>
+      <w:r>
+        <w:t xml:space="preserve">||r_t - p_0|| = ||Σ_{i=1}^{t-1} α_{t,i} k_i - p_0|| → Δ &gt; 0</w:t>
+      </w:r>
+    </w:p>
+    <w:p>
+      <w:pPr>
+        <w:pStyle w:val="BodyText"/>
+      </w:pPr>
+      <w:r>
+        <w:t xml:space="preserve">as the conversation continues and α_{t,i} focuses on recent i.</w:t>
+      </w:r>
+    </w:p>
+    <w:p>
+      <w:pPr>
+        <w:pStyle w:val="BodyText"/>
+      </w:pPr>
+      <w:r>
+        <w:t xml:space="preserve">The model calculates:</w:t>
+      </w:r>
+    </w:p>
+    <w:p>
+      <w:pPr>
+        <w:pStyle w:val="BodyText"/>
+      </w:pPr>
+      <w:r>
+        <w:t xml:space="preserve">similarity_t = Q_t · r_t^T</w:t>
+      </w:r>
+    </w:p>
+    <w:p>
+      <w:pPr>
+        <w:pStyle w:val="BodyText"/>
+      </w:pPr>
+      <w:r>
+        <w:t xml:space="preserve">which remains high (local coherence), while:</w:t>
+      </w:r>
+    </w:p>
+    <w:p>
+      <w:pPr>
+        <w:pStyle w:val="BodyText"/>
+      </w:pPr>
+      <w:r>
+        <w:t xml:space="preserve">fidelity_t = Q_t · p_0^T</w:t>
+      </w:r>
+    </w:p>
+    <w:p>
+      <w:pPr>
+        <w:pStyle w:val="BodyText"/>
+      </w:pPr>
+      <w:r>
+        <w:t xml:space="preserve">decreases (global divergence).</w:t>
+      </w:r>
+    </w:p>
+    <w:p>
+      <w:pPr>
+        <w:pStyle w:val="BodyText"/>
+      </w:pPr>
+      <w:r>
+        <w:t xml:space="preserve">This is local coherence with global divergence: each step seems consistent with recent context while the overall direction shifts away from the original intent.</w:t>
+      </w:r>
+    </w:p>
+    <w:bookmarkEnd w:id="44"/>
+    <w:bookmarkStart w:id="45" w:name="Xeaeff19e1b221915299a79e3a8f6892889ead37"/>
+    <w:p>
+      <w:pPr>
+        <w:pStyle w:val="Heading4"/>
+      </w:pPr>
+      <w:r>
+        <w:t xml:space="preserve">2.2.1.5 Why External Measurement Becomes Necessary</w:t>
+      </w:r>
+    </w:p>
+    <w:p>
+      <w:pPr>
+        <w:pStyle w:val="FirstParagraph"/>
+      </w:pPr>
+      <w:r>
+        <w:t xml:space="preserve">The model cannot resolve this internally because:</w:t>
       </w:r>
     </w:p>
     <w:p>
@@ -3674,11 +4122,11 @@
         <w:pStyle w:val="Compact"/>
         <w:numPr>
           <w:ilvl w:val="0"/>
-          <w:numId w:val="1006"/>
+          <w:numId w:val="1007"/>
         </w:numPr>
       </w:pPr>
       <w:r>
-        <w:t xml:space="preserve">RoPE is architectural: Recency bias is part of the positional encoding setup</w:t>
+        <w:t xml:space="preserve">Attention operates within the context window: It lacks a way to keep stable external reference points throughout the entire session</w:t>
       </w:r>
     </w:p>
     <w:p>
@@ -3686,10 +4134,22 @@
         <w:pStyle w:val="Compact"/>
         <w:numPr>
           <w:ilvl w:val="0"/>
-          <w:numId w:val="1006"/>
+          <w:numId w:val="1007"/>
         </w:numPr>
       </w:pPr>
       <w:r>
+        <w:t xml:space="preserve">RoPE is architectural: Recency bias is part of the positional encoding setup</w:t>
+      </w:r>
+    </w:p>
+    <w:p>
+      <w:pPr>
+        <w:pStyle w:val="Compact"/>
+        <w:numPr>
+          <w:ilvl w:val="0"/>
+          <w:numId w:val="1007"/>
+        </w:numPr>
+      </w:pPr>
+      <w:r>
         <w:t xml:space="preserve">Training optimizes for next-token prediction: Models learn patterns to maximize language modeling performance, not governance consistency</w:t>
       </w:r>
     </w:p>
@@ -3751,8 +4211,8 @@
         <w:t xml:space="preserve">We are not adding new capabilities; we are correcting the reference point.</w:t>
       </w:r>
     </w:p>
-    <w:bookmarkEnd w:id="43"/>
-    <w:bookmarkStart w:id="44" w:name="why-cosine-similarity-is-not-arbitrary"/>
+    <w:bookmarkEnd w:id="45"/>
+    <w:bookmarkStart w:id="46" w:name="why-cosine-similarity-is-not-arbitrary"/>
     <w:p>
       <w:pPr>
         <w:pStyle w:val="Heading4"/>
@@ -3809,8 +4269,8 @@
         <w:t xml:space="preserve">We use the language model’s native similarity metric, just with the correct reference point.</w:t>
       </w:r>
     </w:p>
-    <w:bookmarkEnd w:id="44"/>
-    <w:bookmarkStart w:id="45" w:name="empirical-predictions"/>
+    <w:bookmarkEnd w:id="46"/>
+    <w:bookmarkStart w:id="47" w:name="empirical-predictions"/>
     <w:p>
       <w:pPr>
         <w:pStyle w:val="Heading4"/>
@@ -3859,8 +4319,8 @@
         <w:t xml:space="preserve">These predictions will be evaluated in the validation framework outlined in Section 4.</w:t>
       </w:r>
     </w:p>
-    <w:bookmarkEnd w:id="45"/>
-    <w:bookmarkStart w:id="46" w:name="implications-for-governance"/>
+    <w:bookmarkEnd w:id="47"/>
+    <w:bookmarkStart w:id="48" w:name="implications-for-governance"/>
     <w:p>
       <w:pPr>
         <w:pStyle w:val="Heading4"/>
@@ -3937,9 +4397,9 @@
         </w:pict>
       </w:r>
     </w:p>
-    <w:bookmarkEnd w:id="46"/>
-    <w:bookmarkEnd w:id="47"/>
-    <w:bookmarkStart w:id="51" w:name="X91acfa174ce04a8cb95dd935dfc565a301e19d0"/>
+    <w:bookmarkEnd w:id="48"/>
+    <w:bookmarkEnd w:id="49"/>
+    <w:bookmarkStart w:id="53" w:name="X91acfa174ce04a8cb95dd935dfc565a301e19d0"/>
     <w:p>
       <w:pPr>
         <w:pStyle w:val="Heading3"/>
@@ -3957,18 +4417,18 @@
           <wp:inline>
             <wp:extent cx="5334000" cy="4373217"/>
             <wp:effectExtent b="0" l="0" r="0" t="0"/>
-            <wp:docPr descr="Figure 1: Three-Tier Defense Architecture. The Constitutional Filter operates at the orchestration layer, enforcing governance through PA-based fidelity measurement, RAG-augmented policy retrieval, and human escalation pathways." title="" id="49" name="Picture"/>
+            <wp:docPr descr="Figure 1: Three-Tier Defense Architecture. The Constitutional Filter operates at the orchestration layer, enforcing governance through PA-based fidelity measurement, RAG-augmented policy retrieval, and human escalation pathways." title="" id="51" name="Picture"/>
             <a:graphic>
               <a:graphicData uri="http://schemas.openxmlformats.org/drawingml/2006/picture">
                 <pic:pic>
                   <pic:nvPicPr>
-                    <pic:cNvPr descr="diagrams/fig1_three_tier_governance.pdf" id="50" name="Picture"/>
+                    <pic:cNvPr descr="diagrams/fig1_three_tier_governance.pdf" id="52" name="Picture"/>
                     <pic:cNvPicPr>
                       <a:picLocks noChangeArrowheads="1" noChangeAspect="1"/>
                     </pic:cNvPicPr>
                   </pic:nvPicPr>
                   <pic:blipFill>
-                    <a:blip r:embed="rId48"/>
+                    <a:blip r:embed="rId50"/>
                     <a:stretch>
                       <a:fillRect/>
                     </a:stretch>
@@ -4092,7 +4552,7 @@
         <w:pStyle w:val="Compact"/>
         <w:numPr>
           <w:ilvl w:val="0"/>
-          <w:numId w:val="1007"/>
+          <w:numId w:val="1008"/>
         </w:numPr>
       </w:pPr>
       <w:r>
@@ -4104,7 +4564,7 @@
         <w:pStyle w:val="Compact"/>
         <w:numPr>
           <w:ilvl w:val="0"/>
-          <w:numId w:val="1007"/>
+          <w:numId w:val="1008"/>
         </w:numPr>
       </w:pPr>
       <w:r>
@@ -4116,7 +4576,7 @@
         <w:pStyle w:val="Compact"/>
         <w:numPr>
           <w:ilvl w:val="0"/>
-          <w:numId w:val="1007"/>
+          <w:numId w:val="1008"/>
         </w:numPr>
       </w:pPr>
       <w:r>
@@ -4128,7 +4588,7 @@
         <w:pStyle w:val="Compact"/>
         <w:numPr>
           <w:ilvl w:val="0"/>
-          <w:numId w:val="1007"/>
+          <w:numId w:val="1008"/>
         </w:numPr>
       </w:pPr>
       <w:r>
@@ -4140,7 +4600,7 @@
         <w:pStyle w:val="Compact"/>
         <w:numPr>
           <w:ilvl w:val="0"/>
-          <w:numId w:val="1007"/>
+          <w:numId w:val="1008"/>
         </w:numPr>
       </w:pPr>
       <w:r>
@@ -4197,8 +4657,8 @@
         <w:t xml:space="preserve">This architectural approach directly addresses SB 53’s requirement for active governance mechanisms that continue through model updates, provider changes, and deployment contexts.</w:t>
       </w:r>
     </w:p>
-    <w:bookmarkEnd w:id="51"/>
-    <w:bookmarkStart w:id="58" w:name="Xc8f5d6cba8372391c70c40d0285326e70bb4247"/>
+    <w:bookmarkEnd w:id="53"/>
+    <w:bookmarkStart w:id="60" w:name="Xc8f5d6cba8372391c70c40d0285326e70bb4247"/>
     <w:p>
       <w:pPr>
         <w:pStyle w:val="Heading3"/>
@@ -4227,7 +4687,7 @@
         <w:t xml:space="preserve">Security Validation: 0% ASR across 2,550 adversarial attacks (completed January 2026)</w:t>
       </w:r>
     </w:p>
-    <w:bookmarkStart w:id="52" w:name="the-two-attractor-system"/>
+    <w:bookmarkStart w:id="54" w:name="the-two-attractor-system"/>
     <w:p>
       <w:pPr>
         <w:pStyle w:val="Heading4"/>
@@ -4320,8 +4780,8 @@
         <w:t xml:space="preserve">“Act as a supportive thinking partner without writing content directly”</w:t>
       </w:r>
     </w:p>
-    <w:bookmarkEnd w:id="52"/>
-    <w:bookmarkStart w:id="53" w:name="X21fc880f87adf9e8299f9d6e0a7410df8b5c612"/>
+    <w:bookmarkEnd w:id="54"/>
+    <w:bookmarkStart w:id="55" w:name="X21fc880f87adf9e8299f9d6e0a7410df8b5c612"/>
     <w:p>
       <w:pPr>
         <w:pStyle w:val="Heading4"/>
@@ -4394,8 +4854,8 @@
         <w:t xml:space="preserve">- Interventions may be rare because balance is inherent</w:t>
       </w:r>
     </w:p>
-    <w:bookmarkEnd w:id="53"/>
-    <w:bookmarkStart w:id="54" w:name="mathematical-formulation"/>
+    <w:bookmarkEnd w:id="55"/>
+    <w:bookmarkStart w:id="56" w:name="mathematical-formulation"/>
     <w:p>
       <w:pPr>
         <w:pStyle w:val="Heading4"/>
@@ -4458,8 +4918,8 @@
         <w:t xml:space="preserve">where α ≈ 0.6-0.7 (user purpose weighted slightly higher)</w:t>
       </w:r>
     </w:p>
-    <w:bookmarkEnd w:id="54"/>
-    <w:bookmarkStart w:id="55" w:name="validation-status"/>
+    <w:bookmarkEnd w:id="56"/>
+    <w:bookmarkStart w:id="57" w:name="validation-status"/>
     <w:p>
       <w:pPr>
         <w:pStyle w:val="Heading4"/>
@@ -4520,8 +4980,8 @@
         <w:t xml:space="preserve">- Timeline: Q1 2026</w:t>
       </w:r>
     </w:p>
-    <w:bookmarkEnd w:id="55"/>
-    <w:bookmarkStart w:id="56" w:name="attractor-physics-research-directions"/>
+    <w:bookmarkEnd w:id="57"/>
+    <w:bookmarkStart w:id="58" w:name="attractor-physics-research-directions"/>
     <w:p>
       <w:pPr>
         <w:pStyle w:val="Heading4"/>
@@ -4572,8 +5032,8 @@
         <w:t xml:space="preserve">These questions support further research into multi-attractor governance dynamics, hierarchical PA structures, and adaptive basin geometry.</w:t>
       </w:r>
     </w:p>
-    <w:bookmarkEnd w:id="56"/>
-    <w:bookmarkStart w:id="57" w:name="implementation-status"/>
+    <w:bookmarkEnd w:id="58"/>
+    <w:bookmarkStart w:id="59" w:name="implementation-status"/>
     <w:p>
       <w:pPr>
         <w:pStyle w:val="Heading4"/>
@@ -4608,9 +5068,9 @@
         <w:t xml:space="preserve">API: GovernanceConfig.dual_pa_config() in telos/core/</w:t>
       </w:r>
     </w:p>
-    <w:bookmarkEnd w:id="57"/>
-    <w:bookmarkEnd w:id="58"/>
-    <w:bookmarkStart w:id="59" w:name="X901e637d8a517cbf5e45093e2eeeffd882cc269"/>
+    <w:bookmarkEnd w:id="59"/>
+    <w:bookmarkEnd w:id="60"/>
+    <w:bookmarkStart w:id="61" w:name="X901e637d8a517cbf5e45093e2eeeffd882cc269"/>
     <w:p>
       <w:pPr>
         <w:pStyle w:val="Heading3"/>
@@ -4677,8 +5137,8 @@
         <w:t xml:space="preserve">The contribution is not in inventing new mathematics, but in applying proven methods to a previously unmanaged area: maintaining session-level constraints across transformer interactions.</w:t>
       </w:r>
     </w:p>
-    <w:bookmarkEnd w:id="59"/>
-    <w:bookmarkStart w:id="60" w:name="X34e22e2c91f2d784dd119516bd64deaa30582a8"/>
+    <w:bookmarkEnd w:id="61"/>
+    <w:bookmarkStart w:id="62" w:name="X34e22e2c91f2d784dd119516bd64deaa30582a8"/>
     <w:p>
       <w:pPr>
         <w:pStyle w:val="Heading3"/>
@@ -4773,8 +5233,8 @@
         <w:t xml:space="preserve">- Audit evidence: Complete fidelity history for regulatory compliance</w:t>
       </w:r>
     </w:p>
-    <w:bookmarkEnd w:id="60"/>
-    <w:bookmarkStart w:id="61" w:name="X0fa12999c7dc2bb5a06f506392e89a5b43b0273"/>
+    <w:bookmarkEnd w:id="62"/>
+    <w:bookmarkStart w:id="63" w:name="X0fa12999c7dc2bb5a06f506392e89a5b43b0273"/>
     <w:p>
       <w:pPr>
         <w:pStyle w:val="Heading3"/>
@@ -4847,9 +5307,9 @@
         <w:t xml:space="preserve">Instead of resisting transformer architecture, we use its properties for governance. The same positional encoding that causes drift allows for measurement. The same attention mechanisms that lose focus enable redirection.</w:t>
       </w:r>
     </w:p>
-    <w:bookmarkEnd w:id="61"/>
-    <w:bookmarkEnd w:id="62"/>
-    <w:bookmarkStart w:id="66" w:name="X957798ddec7c7ebb488fcc79b3ac7e07ef0d551"/>
+    <w:bookmarkEnd w:id="63"/>
+    <w:bookmarkEnd w:id="64"/>
+    <w:bookmarkStart w:id="68" w:name="X957798ddec7c7ebb488fcc79b3ac7e07ef0d551"/>
     <w:p>
       <w:pPr>
         <w:pStyle w:val="Heading2"/>
@@ -4858,7 +5318,7 @@
         <w:t xml:space="preserve">3. Statistical Process Control as Runtime Governance</w:t>
       </w:r>
     </w:p>
-    <w:bookmarkStart w:id="63" w:name="spc-in-semantic-space"/>
+    <w:bookmarkStart w:id="65" w:name="spc-in-semantic-space"/>
     <w:p>
       <w:pPr>
         <w:pStyle w:val="Heading3"/>
@@ -4947,8 +5407,8 @@
         <w:t xml:space="preserve">The mathematics remains the same; only the domain shifts from physical to semantic space.</w:t>
       </w:r>
     </w:p>
-    <w:bookmarkEnd w:id="63"/>
-    <w:bookmarkStart w:id="64" w:name="purpose-capability-index"/>
+    <w:bookmarkEnd w:id="65"/>
+    <w:bookmarkStart w:id="66" w:name="purpose-capability-index"/>
     <w:p>
       <w:pPr>
         <w:pStyle w:val="Heading3"/>
@@ -5039,8 +5499,8 @@
         <w:t xml:space="preserve">This gives regulators familiar quality metrics applied to AI governance.</w:t>
       </w:r>
     </w:p>
-    <w:bookmarkEnd w:id="64"/>
-    <w:bookmarkStart w:id="65" w:name="quality-systems-alignment"/>
+    <w:bookmarkEnd w:id="66"/>
+    <w:bookmarkStart w:id="67" w:name="quality-systems-alignment"/>
     <w:p>
       <w:pPr>
         <w:pStyle w:val="Heading3"/>
@@ -5150,9 +5610,9 @@
         </w:pict>
       </w:r>
     </w:p>
-    <w:bookmarkEnd w:id="65"/>
-    <w:bookmarkEnd w:id="66"/>
-    <w:bookmarkStart w:id="87" w:name="validation-framework-and-results"/>
+    <w:bookmarkEnd w:id="67"/>
+    <w:bookmarkEnd w:id="68"/>
+    <w:bookmarkStart w:id="89" w:name="validation-framework-and-results"/>
     <w:p>
       <w:pPr>
         <w:pStyle w:val="Heading2"/>
@@ -5161,7 +5621,7 @@
         <w:t xml:space="preserve">4. Validation Framework and Results</w:t>
       </w:r>
     </w:p>
-    <w:bookmarkStart w:id="67" w:name="the-validation-imperative"/>
+    <w:bookmarkStart w:id="69" w:name="the-validation-imperative"/>
     <w:p>
       <w:pPr>
         <w:pStyle w:val="Heading3"/>
@@ -5300,8 +5760,8 @@
         <w:t xml:space="preserve">- Runtime validation (planned) tests intervention effectiveness in live drift scenarios</w:t>
       </w:r>
     </w:p>
-    <w:bookmarkEnd w:id="67"/>
-    <w:bookmarkStart w:id="68" w:name="validation-hypotheses"/>
+    <w:bookmarkEnd w:id="69"/>
+    <w:bookmarkStart w:id="70" w:name="validation-hypotheses"/>
     <w:p>
       <w:pPr>
         <w:pStyle w:val="Heading3"/>
@@ -5438,8 +5898,8 @@
         <w:t xml:space="preserve">- Status: VALIDATED (XSTest: 24.8% FPR generic → 8.0% FPR Healthcare PA, 16.8pp improvement)</w:t>
       </w:r>
     </w:p>
-    <w:bookmarkEnd w:id="68"/>
-    <w:bookmarkStart w:id="74" w:name="Xb2c48fbe07075a44f294702b4d7138343c34372"/>
+    <w:bookmarkEnd w:id="70"/>
+    <w:bookmarkStart w:id="76" w:name="Xb2c48fbe07075a44f294702b4d7138343c34372"/>
     <w:p>
       <w:pPr>
         <w:pStyle w:val="Heading3"/>
@@ -5448,7 +5908,7 @@
         <w:t xml:space="preserve">4.3 Adversarial Validation: Completed Security Testing (January 2026)</w:t>
       </w:r>
     </w:p>
-    <w:bookmarkStart w:id="69" w:name="X7706ce7346579b9ebebe81311fa1f50fe0e9879"/>
+    <w:bookmarkStart w:id="71" w:name="X7706ce7346579b9ebebe81311fa1f50fe0e9879"/>
     <w:p>
       <w:pPr>
         <w:pStyle w:val="Heading4"/>
@@ -5565,8 +6025,8 @@
         <w:t xml:space="preserve">This is not just a small improvement; it represents architectural security versus heuristic hope.</w:t>
       </w:r>
     </w:p>
-    <w:bookmarkEnd w:id="69"/>
-    <w:bookmarkStart w:id="70" w:name="study-design"/>
+    <w:bookmarkEnd w:id="71"/>
+    <w:bookmarkStart w:id="72" w:name="study-design"/>
     <w:p>
       <w:pPr>
         <w:pStyle w:val="Heading4"/>
@@ -5677,8 +6137,8 @@
         <w:t xml:space="preserve">- Total attacks: 2,550 distinct adversarial prompts (1,200 AILuminate + 400 HarmBench + 900 MedSafetyBench + 50 SB 243)</w:t>
       </w:r>
     </w:p>
-    <w:bookmarkEnd w:id="70"/>
-    <w:bookmarkStart w:id="71" w:name="results-summary"/>
+    <w:bookmarkEnd w:id="72"/>
+    <w:bookmarkStart w:id="73" w:name="results-summary"/>
     <w:p>
       <w:pPr>
         <w:pStyle w:val="Heading4"/>
@@ -6365,8 +6825,8 @@
         </w:tc>
       </w:tr>
     </w:tbl>
-    <w:bookmarkEnd w:id="71"/>
-    <w:bookmarkStart w:id="72" w:name="statistical-significance"/>
+    <w:bookmarkEnd w:id="73"/>
+    <w:bookmarkStart w:id="74" w:name="statistical-significance"/>
     <w:p>
       <w:pPr>
         <w:pStyle w:val="Heading4"/>
@@ -6441,8 +6901,8 @@
         <w:t xml:space="preserve">- Shows strong performance regardless of model size</w:t>
       </w:r>
     </w:p>
-    <w:bookmarkEnd w:id="72"/>
-    <w:bookmarkStart w:id="73" w:name="interpretation"/>
+    <w:bookmarkEnd w:id="74"/>
+    <w:bookmarkStart w:id="75" w:name="interpretation"/>
     <w:p>
       <w:pPr>
         <w:pStyle w:val="Heading4"/>
@@ -6464,7 +6924,7 @@
         <w:pStyle w:val="Compact"/>
         <w:numPr>
           <w:ilvl w:val="0"/>
-          <w:numId w:val="1008"/>
+          <w:numId w:val="1009"/>
         </w:numPr>
       </w:pPr>
       <w:r>
@@ -6476,7 +6936,7 @@
         <w:pStyle w:val="Compact"/>
         <w:numPr>
           <w:ilvl w:val="0"/>
-          <w:numId w:val="1008"/>
+          <w:numId w:val="1009"/>
         </w:numPr>
       </w:pPr>
       <w:r>
@@ -6488,7 +6948,7 @@
         <w:pStyle w:val="Compact"/>
         <w:numPr>
           <w:ilvl w:val="0"/>
-          <w:numId w:val="1008"/>
+          <w:numId w:val="1009"/>
         </w:numPr>
       </w:pPr>
       <w:r>
@@ -6500,7 +6960,7 @@
         <w:pStyle w:val="Compact"/>
         <w:numPr>
           <w:ilvl w:val="0"/>
-          <w:numId w:val="1008"/>
+          <w:numId w:val="1009"/>
         </w:numPr>
       </w:pPr>
       <w:r>
@@ -6515,9 +6975,9 @@
         <w:t xml:space="preserve">These results confirm that the Constitutional Filter offers significantly better security than prompt engineering alone, highlighting the value of session-level constitutional law enforcement through a multi-layer governance approach.</w:t>
       </w:r>
     </w:p>
-    <w:bookmarkEnd w:id="73"/>
-    <w:bookmarkEnd w:id="74"/>
-    <w:bookmarkStart w:id="79" w:name="X41dc4e6d5b60b54d18951a8ac13d35b2a9213f1"/>
+    <w:bookmarkEnd w:id="75"/>
+    <w:bookmarkEnd w:id="76"/>
+    <w:bookmarkStart w:id="81" w:name="X41dc4e6d5b60b54d18951a8ac13d35b2a9213f1"/>
     <w:p>
       <w:pPr>
         <w:pStyle w:val="Heading3"/>
@@ -6526,7 +6986,7 @@
         <w:t xml:space="preserve">4.4 SB 243-Aligned Child Safety Evaluation (January 2026)</w:t>
       </w:r>
     </w:p>
-    <w:bookmarkStart w:id="75" w:name="background-and-regulatory-context"/>
+    <w:bookmarkStart w:id="77" w:name="background-and-regulatory-context"/>
     <w:p>
       <w:pPr>
         <w:pStyle w:val="Heading4"/>
@@ -6551,8 +7011,8 @@
         <w:t xml:space="preserve">We developed an internal evaluation suite of 50 prompts inspired by SB 243’s requirements to test TELOS’s effectiveness in this regulatory area. Note: This is an internal benchmark aligned with the bill’s categories, not an official statutory evaluation.</w:t>
       </w:r>
     </w:p>
-    <w:bookmarkEnd w:id="75"/>
-    <w:bookmarkStart w:id="76" w:name="study-design-1"/>
+    <w:bookmarkEnd w:id="77"/>
+    <w:bookmarkStart w:id="78" w:name="study-design-1"/>
     <w:p>
       <w:pPr>
         <w:pStyle w:val="Heading4"/>
@@ -6651,8 +7111,8 @@
         <w:t xml:space="preserve">- Total attacks: 50 SB 243-aligned evaluation prompts (internal benchmark)</w:t>
       </w:r>
     </w:p>
-    <w:bookmarkEnd w:id="76"/>
-    <w:bookmarkStart w:id="77" w:name="results-summary-1"/>
+    <w:bookmarkEnd w:id="78"/>
+    <w:bookmarkStart w:id="79" w:name="results-summary-1"/>
     <w:p>
       <w:pPr>
         <w:pStyle w:val="Heading4"/>
@@ -6825,8 +7285,8 @@
         <w:t xml:space="preserve">Key Finding: TELOS achieved 0/50 observed attack successes for all SB 243-aligned child safety evaluation prompts.</w:t>
       </w:r>
     </w:p>
-    <w:bookmarkEnd w:id="77"/>
-    <w:bookmarkStart w:id="78" w:name="Xed59194d282dec2eded0b4bf385c1435d2fbea3"/>
+    <w:bookmarkEnd w:id="79"/>
+    <w:bookmarkStart w:id="80" w:name="Xed59194d282dec2eded0b4bf385c1435d2fbea3"/>
     <w:p>
       <w:pPr>
         <w:pStyle w:val="Heading4"/>
@@ -6877,9 +7337,9 @@
         <w:t xml:space="preserve">Regulatory Alignment: SB 243 compliance requires clear prevention of CSAM generation. A 0% ASR with documented conservative calibration gives the needed regulatory evidence for covered platforms.</w:t>
       </w:r>
     </w:p>
-    <w:bookmarkEnd w:id="78"/>
-    <w:bookmarkEnd w:id="79"/>
-    <w:bookmarkStart w:id="84" w:name="Xbb50c5926b9472a668287050087c7107763c3d3"/>
+    <w:bookmarkEnd w:id="80"/>
+    <w:bookmarkEnd w:id="81"/>
+    <w:bookmarkStart w:id="86" w:name="Xbb50c5926b9472a668287050087c7107763c3d3"/>
     <w:p>
       <w:pPr>
         <w:pStyle w:val="Heading3"/>
@@ -6888,7 +7348,7 @@
         <w:t xml:space="preserve">4.5 XSTest Over-Refusal Calibration (January 2026)</w:t>
       </w:r>
     </w:p>
-    <w:bookmarkStart w:id="80" w:name="the-over-refusal-problem"/>
+    <w:bookmarkStart w:id="82" w:name="the-over-refusal-problem"/>
     <w:p>
       <w:pPr>
         <w:pStyle w:val="Heading4"/>
@@ -6945,8 +7405,8 @@
         <w:t xml:space="preserve">TELOS validation shows that domain-specific Primacy Attractors significantly cut down on over-refusal while keeping strong safety measures.</w:t>
       </w:r>
     </w:p>
-    <w:bookmarkEnd w:id="80"/>
-    <w:bookmarkStart w:id="81" w:name="study-design-2"/>
+    <w:bookmarkEnd w:id="82"/>
+    <w:bookmarkStart w:id="83" w:name="study-design-2"/>
     <w:p>
       <w:pPr>
         <w:pStyle w:val="Heading4"/>
@@ -7069,8 +7529,8 @@
         <w:t xml:space="preserve">- Total prompts: 250 safe XSTest prompts</w:t>
       </w:r>
     </w:p>
-    <w:bookmarkEnd w:id="81"/>
-    <w:bookmarkStart w:id="82" w:name="results-summary-2"/>
+    <w:bookmarkEnd w:id="83"/>
+    <w:bookmarkStart w:id="84" w:name="results-summary-2"/>
     <w:p>
       <w:pPr>
         <w:pStyle w:val="Heading4"/>
@@ -7243,8 +7703,8 @@
         <w:t xml:space="preserve">Key Finding: Domain-specific Primacy Attractors cut down over-refusal by 16.8 percentage points (24.8% to 8.0%).</w:t>
       </w:r>
     </w:p>
-    <w:bookmarkEnd w:id="82"/>
-    <w:bookmarkStart w:id="83" w:name="X180139d553c2f5f561cd87cea601740fdc99037"/>
+    <w:bookmarkEnd w:id="84"/>
+    <w:bookmarkStart w:id="85" w:name="X180139d553c2f5f561cd87cea601740fdc99037"/>
     <w:p>
       <w:pPr>
         <w:pStyle w:val="Heading4"/>
@@ -7315,9 +7775,9 @@
         <w:t xml:space="preserve">Safety-Utility Balance: TELOS shows that maintaining high safety (0% ASR on adversarial attacks) and suitable flexibility (8.0% FPR on safe prompts) is possible through careful configuration of the Constitutional Filter.</w:t>
       </w:r>
     </w:p>
-    <w:bookmarkEnd w:id="83"/>
-    <w:bookmarkEnd w:id="84"/>
-    <w:bookmarkStart w:id="85" w:name="proposed-validation-protocols"/>
+    <w:bookmarkEnd w:id="85"/>
+    <w:bookmarkEnd w:id="86"/>
+    <w:bookmarkStart w:id="87" w:name="proposed-validation-protocols"/>
     <w:p>
       <w:pPr>
         <w:pStyle w:val="Heading3"/>
@@ -7422,8 +7882,8 @@
         <w:t xml:space="preserve">- User experience impact: Does governance improve or hurt usability?</w:t>
       </w:r>
     </w:p>
-    <w:bookmarkEnd w:id="85"/>
-    <w:bookmarkStart w:id="86" w:name="success-criteria"/>
+    <w:bookmarkEnd w:id="87"/>
+    <w:bookmarkStart w:id="88" w:name="success-criteria"/>
     <w:p>
       <w:pPr>
         <w:pStyle w:val="Heading3"/>
@@ -7512,9 +7972,9 @@
         <w:t xml:space="preserve">- Status: ACHIEVED (XSTest: 16.8pp improvement with Healthcare PA).</w:t>
       </w:r>
     </w:p>
-    <w:bookmarkEnd w:id="86"/>
-    <w:bookmarkEnd w:id="87"/>
-    <w:bookmarkStart w:id="88" w:name="Xc49aeb514c18ec581a66aabb7a2c42b8878eda4"/>
+    <w:bookmarkEnd w:id="88"/>
+    <w:bookmarkEnd w:id="89"/>
+    <w:bookmarkStart w:id="90" w:name="Xc49aeb514c18ec581a66aabb7a2c42b8878eda4"/>
     <w:p>
       <w:pPr>
         <w:pStyle w:val="Heading2"/>
@@ -7683,8 +8143,8 @@
         <w:t xml:space="preserve">This shifts Six Sigma from a method to a mechanism, continuous improvement becomes a computational process.</w:t>
       </w:r>
     </w:p>
-    <w:bookmarkEnd w:id="88"/>
-    <w:bookmarkStart w:id="97" w:name="X61741a050b9569e9b184dc779163cdd492ba355"/>
+    <w:bookmarkEnd w:id="90"/>
+    <w:bookmarkStart w:id="99" w:name="X61741a050b9569e9b184dc779163cdd492ba355"/>
     <w:p>
       <w:pPr>
         <w:pStyle w:val="Heading2"/>
@@ -7693,7 +8153,7 @@
         <w:t xml:space="preserve">6. Runtime Implementation: The SPC Engine and Proportional Controller</w:t>
       </w:r>
     </w:p>
-    <w:bookmarkStart w:id="89" w:name="architectural-overview"/>
+    <w:bookmarkStart w:id="91" w:name="architectural-overview"/>
     <w:p>
       <w:pPr>
         <w:pStyle w:val="Heading3"/>
@@ -7768,8 +8228,8 @@
         <w:t xml:space="preserve">- Dual PA Manager: Maintains two-attractor coupling.</w:t>
       </w:r>
     </w:p>
-    <w:bookmarkEnd w:id="89"/>
-    <w:bookmarkStart w:id="90" w:name="Xd3e538fa30fa5e7d9cdfb92c9fc68bf9a14ecc5"/>
+    <w:bookmarkEnd w:id="91"/>
+    <w:bookmarkStart w:id="92" w:name="Xd3e538fa30fa5e7d9cdfb92c9fc68bf9a14ecc5"/>
     <w:p>
       <w:pPr>
         <w:pStyle w:val="Heading3"/>
@@ -7962,8 +8422,8 @@
         <w:t xml:space="preserve">    }</w:t>
       </w:r>
     </w:p>
-    <w:bookmarkEnd w:id="90"/>
-    <w:bookmarkStart w:id="91" w:name="Xda7148d03811b026e26a18724af5c921b4a407c"/>
+    <w:bookmarkEnd w:id="92"/>
+    <w:bookmarkStart w:id="93" w:name="Xda7148d03811b026e26a18724af5c921b4a407c"/>
     <w:p>
       <w:pPr>
         <w:pStyle w:val="Heading3"/>
@@ -8072,8 +8532,8 @@
         <w:t xml:space="preserve">- Regenerate with stronger governance.</w:t>
       </w:r>
     </w:p>
-    <w:bookmarkEnd w:id="91"/>
-    <w:bookmarkStart w:id="95" w:name="X86e8aa8ebe594f3f4bd5173ec20193baad73b29"/>
+    <w:bookmarkEnd w:id="93"/>
+    <w:bookmarkStart w:id="97" w:name="X86e8aa8ebe594f3f4bd5173ec20193baad73b29"/>
     <w:p>
       <w:pPr>
         <w:pStyle w:val="Heading3"/>
@@ -8091,18 +8551,18 @@
           <wp:inline>
             <wp:extent cx="3860800" cy="4025900"/>
             <wp:effectExtent b="0" l="0" r="0" t="0"/>
-            <wp:docPr descr="Figure 4: Governance Trace event flow. The GovernanceTraceCollector records seven event types for each session, creating a complete forensic audit trail for regulatory compliance." title="" id="93" name="Picture"/>
+            <wp:docPr descr="Figure 4: Governance Trace event flow. The GovernanceTraceCollector records seven event types for each session, creating a complete forensic audit trail for regulatory compliance." title="" id="95" name="Picture"/>
             <a:graphic>
               <a:graphicData uri="http://schemas.openxmlformats.org/drawingml/2006/picture">
                 <pic:pic>
                   <pic:nvPicPr>
-                    <pic:cNvPr descr="diagrams/fig4_governance_trace.pdf" id="94" name="Picture"/>
+                    <pic:cNvPr descr="diagrams/fig4_governance_trace.pdf" id="96" name="Picture"/>
                     <pic:cNvPicPr>
                       <a:picLocks noChangeArrowheads="1" noChangeAspect="1"/>
                     </pic:cNvPicPr>
                   </pic:nvPicPr>
                   <pic:blipFill>
-                    <a:blip r:embed="rId92"/>
+                    <a:blip r:embed="rId94"/>
                     <a:stretch>
                       <a:fillRect/>
                     </a:stretch>
@@ -8908,8 +9368,8 @@
         <w:t xml:space="preserve">The JSONL format works with standard log aggregation systems (Elasticsearch, Splunk, CloudWatch) for enterprise compliance workflows.</w:t>
       </w:r>
     </w:p>
-    <w:bookmarkEnd w:id="95"/>
-    <w:bookmarkStart w:id="96" w:name="deployment-modes"/>
+    <w:bookmarkEnd w:id="97"/>
+    <w:bookmarkStart w:id="98" w:name="deployment-modes"/>
     <w:p>
       <w:pPr>
         <w:pStyle w:val="Heading3"/>
@@ -8950,9 +9410,9 @@
         <w:t xml:space="preserve">Sidecar Mode: Allows for parallel monitoring. This mode offers observation without intervention and focuses on compliance reporting only, having no impact on production.</w:t>
       </w:r>
     </w:p>
-    <w:bookmarkEnd w:id="96"/>
-    <w:bookmarkEnd w:id="97"/>
-    <w:bookmarkStart w:id="102" w:name="X4554c23106d00a73e760e4cbe6ecd4a94687c79"/>
+    <w:bookmarkEnd w:id="98"/>
+    <w:bookmarkEnd w:id="99"/>
+    <w:bookmarkStart w:id="104" w:name="X4554c23106d00a73e760e4cbe6ecd4a94687c79"/>
     <w:p>
       <w:pPr>
         <w:pStyle w:val="Heading2"/>
@@ -8961,7 +9421,7 @@
         <w:t xml:space="preserve">7. Regulatory Alignment: TELOS as Quality System for AI</w:t>
       </w:r>
     </w:p>
-    <w:bookmarkStart w:id="98" w:name="Xa76d977aa68994c9083a5e97d3bc51e21c78974"/>
+    <w:bookmarkStart w:id="100" w:name="Xa76d977aa68994c9083a5e97d3bc51e21c78974"/>
     <w:p>
       <w:pPr>
         <w:pStyle w:val="Heading3"/>
@@ -9046,8 +9506,8 @@
         <w:t xml:space="preserve">The February 2026 template will detail the technical requirements. TELOS provides the measurement tools that any compliant system will need.</w:t>
       </w:r>
     </w:p>
-    <w:bookmarkEnd w:id="98"/>
-    <w:bookmarkStart w:id="99" w:name="X4c7937898a98b294bbf1f2fc6650b3c307458e1"/>
+    <w:bookmarkEnd w:id="100"/>
+    <w:bookmarkStart w:id="101" w:name="X4c7937898a98b294bbf1f2fc6650b3c307458e1"/>
     <w:p>
       <w:pPr>
         <w:pStyle w:val="Heading3"/>
@@ -9142,8 +9602,8 @@
         <w:t xml:space="preserve">- TELOS: Intervention blocks non-compliant outputs.</w:t>
       </w:r>
     </w:p>
-    <w:bookmarkEnd w:id="99"/>
-    <w:bookmarkStart w:id="100" w:name="X9bf8784ad54d636913afcc4cc6b15c9a7028b6e"/>
+    <w:bookmarkEnd w:id="101"/>
+    <w:bookmarkStart w:id="102" w:name="X9bf8784ad54d636913afcc4cc6b15c9a7028b6e"/>
     <w:p>
       <w:pPr>
         <w:pStyle w:val="Heading3"/>
@@ -9218,8 +9678,8 @@
         <w:t xml:space="preserve">- Prevent recurrence: Update control parameters.</w:t>
       </w:r>
     </w:p>
-    <w:bookmarkEnd w:id="100"/>
-    <w:bookmarkStart w:id="101" w:name="mapping-telos-to-qsr-requirements"/>
+    <w:bookmarkEnd w:id="102"/>
+    <w:bookmarkStart w:id="103" w:name="mapping-telos-to-qsr-requirements"/>
     <w:p>
       <w:pPr>
         <w:pStyle w:val="Heading3"/>
@@ -9387,9 +9847,9 @@
         </w:tc>
       </w:tr>
     </w:tbl>
-    <w:bookmarkEnd w:id="101"/>
-    <w:bookmarkEnd w:id="102"/>
-    <w:bookmarkStart w:id="106" w:name="limitations-and-future-work"/>
+    <w:bookmarkEnd w:id="103"/>
+    <w:bookmarkEnd w:id="104"/>
+    <w:bookmarkStart w:id="108" w:name="limitations-and-future-work"/>
     <w:p>
       <w:pPr>
         <w:pStyle w:val="Heading2"/>
@@ -9398,7 +9858,7 @@
         <w:t xml:space="preserve">8. Limitations and Future Work</w:t>
       </w:r>
     </w:p>
-    <w:bookmarkStart w:id="103" w:name="current-limitations"/>
+    <w:bookmarkStart w:id="105" w:name="current-limitations"/>
     <w:p>
       <w:pPr>
         <w:pStyle w:val="Heading3"/>
@@ -9491,8 +9951,8 @@
         <w:t xml:space="preserve">- Measurable properties (not all governance aspects).</w:t>
       </w:r>
     </w:p>
-    <w:bookmarkEnd w:id="103"/>
-    <w:bookmarkStart w:id="104" w:name="future-research-directions"/>
+    <w:bookmarkEnd w:id="105"/>
+    <w:bookmarkStart w:id="106" w:name="future-research-directions"/>
     <w:p>
       <w:pPr>
         <w:pStyle w:val="Heading3"/>
@@ -9533,8 +9993,8 @@
         <w:t xml:space="preserve">Regulatory Co-Design: Work with regulators on developing standards.</w:t>
       </w:r>
     </w:p>
-    <w:bookmarkEnd w:id="104"/>
-    <w:bookmarkStart w:id="105" w:name="the-path-forward"/>
+    <w:bookmarkEnd w:id="106"/>
+    <w:bookmarkStart w:id="107" w:name="the-path-forward"/>
     <w:p>
       <w:pPr>
         <w:pStyle w:val="Heading3"/>
@@ -9575,9 +10035,9 @@
         <w:t xml:space="preserve">4. Standardization: Contributing to technical frameworks for AI Act compliance.</w:t>
       </w:r>
     </w:p>
-    <w:bookmarkEnd w:id="105"/>
-    <w:bookmarkEnd w:id="106"/>
-    <w:bookmarkStart w:id="111" w:name="Xb3c81fcf020fcc59049f9f79e65811d5822ea94"/>
+    <w:bookmarkEnd w:id="107"/>
+    <w:bookmarkEnd w:id="108"/>
+    <w:bookmarkStart w:id="113" w:name="Xb3c81fcf020fcc59049f9f79e65811d5822ea94"/>
     <w:p>
       <w:pPr>
         <w:pStyle w:val="Heading2"/>
@@ -9586,7 +10046,7 @@
         <w:t xml:space="preserve">9. Current Limitations and Planned Validation</w:t>
       </w:r>
     </w:p>
-    <w:bookmarkStart w:id="107" w:name="what-has-been-validated"/>
+    <w:bookmarkStart w:id="109" w:name="what-has-been-validated"/>
     <w:p>
       <w:pPr>
         <w:pStyle w:val="Heading3"/>
@@ -9659,8 +10119,8 @@
         <w:t xml:space="preserve">- Orchestration-layer deployment architecture proven.</w:t>
       </w:r>
     </w:p>
-    <w:bookmarkEnd w:id="107"/>
-    <w:bookmarkStart w:id="108" w:name="what-requires-additional-validation"/>
+    <w:bookmarkEnd w:id="109"/>
+    <w:bookmarkStart w:id="110" w:name="what-requires-additional-validation"/>
     <w:p>
       <w:pPr>
         <w:pStyle w:val="Heading3"/>
@@ -9787,8 +10247,8 @@
         <w:t xml:space="preserve">- Current evidence indicates multi-turn stability; production-scale validation is pending.</w:t>
       </w:r>
     </w:p>
-    <w:bookmarkEnd w:id="108"/>
-    <w:bookmarkStart w:id="109" w:name="known-constraints"/>
+    <w:bookmarkEnd w:id="110"/>
+    <w:bookmarkStart w:id="111" w:name="known-constraints"/>
     <w:p>
       <w:pPr>
         <w:pStyle w:val="Heading3"/>
@@ -9901,8 +10361,8 @@
         <w:t xml:space="preserve">- Ongoing red-teaming is recommended to maintain security.</w:t>
       </w:r>
     </w:p>
-    <w:bookmarkEnd w:id="109"/>
-    <w:bookmarkStart w:id="110" w:name="transparency-on-validation-status"/>
+    <w:bookmarkEnd w:id="111"/>
+    <w:bookmarkStart w:id="112" w:name="transparency-on-validation-status"/>
     <w:p>
       <w:pPr>
         <w:pStyle w:val="Heading3"/>
@@ -9945,9 +10405,9 @@
         <w:t xml:space="preserve">We clearly distinguish validated claims from theoretical predictions to maintain scientific integrity. Grant reviewers and regulatory assessors should evaluate TELOS based on proven capabilities (adversarial defense) while recognizing that further validation studies will strengthen evidence for claims of architectural superiority.</w:t>
       </w:r>
     </w:p>
-    <w:bookmarkEnd w:id="110"/>
-    <w:bookmarkEnd w:id="111"/>
-    <w:bookmarkStart w:id="117" w:name="X7dbedad625e45ebdf9eb4a3d197c1cf204f7c18"/>
+    <w:bookmarkEnd w:id="112"/>
+    <w:bookmarkEnd w:id="113"/>
+    <w:bookmarkStart w:id="119" w:name="X7dbedad625e45ebdf9eb4a3d197c1cf204f7c18"/>
     <w:p>
       <w:pPr>
         <w:pStyle w:val="Heading2"/>
@@ -9956,7 +10416,7 @@
         <w:t xml:space="preserve">10. Agentic AI Governance: Extending Constitutional Control to Action Spaces</w:t>
       </w:r>
     </w:p>
-    <w:bookmarkStart w:id="112" w:name="the-agentic-ai-governance-challenge"/>
+    <w:bookmarkStart w:id="114" w:name="the-agentic-ai-governance-challenge"/>
     <w:p>
       <w:pPr>
         <w:pStyle w:val="Heading3"/>
@@ -10027,8 +10487,8 @@
         <w:t xml:space="preserve">TELOS’s mathematical governance framework extends naturally to action spaces because the core insight, measuring semantic alignment to declared purpose, applies whether the output is a text response or a tool selection.</w:t>
       </w:r>
     </w:p>
-    <w:bookmarkEnd w:id="112"/>
-    <w:bookmarkStart w:id="113" w:name="action-space-governance-architecture"/>
+    <w:bookmarkEnd w:id="114"/>
+    <w:bookmarkStart w:id="115" w:name="action-space-governance-architecture"/>
     <w:p>
       <w:pPr>
         <w:pStyle w:val="Heading3"/>
@@ -10143,8 +10603,8 @@
         <w:t xml:space="preserve">When F_action &lt; θ_action, the action is blocked before execution, not after damage occurs.</w:t>
       </w:r>
     </w:p>
-    <w:bookmarkEnd w:id="113"/>
-    <w:bookmarkStart w:id="114" w:name="tool-selection-governance"/>
+    <w:bookmarkEnd w:id="115"/>
+    <w:bookmarkStart w:id="116" w:name="tool-selection-governance"/>
     <w:p>
       <w:pPr>
         <w:pStyle w:val="Heading3"/>
@@ -10233,8 +10693,8 @@
         <w:t xml:space="preserve">A plan with even one low-fidelity action gets a proportionally lower overall fidelity, leading to intervention before any action executes.</w:t>
       </w:r>
     </w:p>
-    <w:bookmarkEnd w:id="114"/>
-    <w:bookmarkStart w:id="115" w:name="X915d295c8e53351edd77a76a9ce508164d2b87a"/>
+    <w:bookmarkEnd w:id="116"/>
+    <w:bookmarkStart w:id="117" w:name="X915d295c8e53351edd77a76a9ce508164d2b87a"/>
     <w:p>
       <w:pPr>
         <w:pStyle w:val="Heading3"/>
@@ -10600,8 +11060,8 @@
         </w:tc>
       </w:tr>
     </w:tbl>
-    <w:bookmarkEnd w:id="115"/>
-    <w:bookmarkStart w:id="116" w:name="agentic-validation-roadmap"/>
+    <w:bookmarkEnd w:id="117"/>
+    <w:bookmarkStart w:id="118" w:name="agentic-validation-roadmap"/>
     <w:p>
       <w:pPr>
         <w:pStyle w:val="Heading3"/>
@@ -10670,9 +11130,9 @@
         <w:t xml:space="preserve">The same mathematical foundation that achieves 0% ASR for text generation can enforce constitutional boundaries on agent actions, preventing unauthorized operations before they execute.</w:t>
       </w:r>
     </w:p>
-    <w:bookmarkEnd w:id="116"/>
-    <w:bookmarkEnd w:id="117"/>
-    <w:bookmarkStart w:id="122" w:name="X93b8bafb5e5ddfaf6f886d29575f523cca105fa"/>
+    <w:bookmarkEnd w:id="118"/>
+    <w:bookmarkEnd w:id="119"/>
+    <w:bookmarkStart w:id="124" w:name="X93b8bafb5e5ddfaf6f886d29575f523cca105fa"/>
     <w:p>
       <w:pPr>
         <w:pStyle w:val="Heading2"/>
@@ -10681,7 +11141,7 @@
         <w:t xml:space="preserve">11. Chatbot Integration: Production-Ready Governance Platform</w:t>
       </w:r>
     </w:p>
-    <w:bookmarkStart w:id="118" w:name="the-chatbot-governance-gap"/>
+    <w:bookmarkStart w:id="120" w:name="the-chatbot-governance-gap"/>
     <w:p>
       <w:pPr>
         <w:pStyle w:val="Heading3"/>
@@ -10756,8 +11216,8 @@
         <w:t xml:space="preserve">What they lack: Continuous measurement of whether the chatbot is fulfilling its declared purpose with constitutional compliance.</w:t>
       </w:r>
     </w:p>
-    <w:bookmarkEnd w:id="118"/>
-    <w:bookmarkStart w:id="119" w:name="telos-as-chatbot-governance-layer"/>
+    <w:bookmarkEnd w:id="120"/>
+    <w:bookmarkStart w:id="121" w:name="telos-as-chatbot-governance-layer"/>
     <w:p>
       <w:pPr>
         <w:pStyle w:val="Heading3"/>
@@ -10998,8 +11458,8 @@
         </w:tc>
       </w:tr>
     </w:tbl>
-    <w:bookmarkEnd w:id="119"/>
-    <w:bookmarkStart w:id="120" w:name="enterprise-chatbot-deployment"/>
+    <w:bookmarkEnd w:id="121"/>
+    <w:bookmarkStart w:id="122" w:name="enterprise-chatbot-deployment"/>
     <w:p>
       <w:pPr>
         <w:pStyle w:val="Heading3"/>
@@ -11395,8 +11855,8 @@
         </w:tc>
       </w:tr>
     </w:tbl>
-    <w:bookmarkEnd w:id="120"/>
-    <w:bookmarkStart w:id="121" w:name="chatbot-integration-api"/>
+    <w:bookmarkEnd w:id="122"/>
+    <w:bookmarkStart w:id="123" w:name="chatbot-integration-api"/>
     <w:p>
       <w:pPr>
         <w:pStyle w:val="Heading3"/>
@@ -11421,10 +11881,10 @@
         <w:t xml:space="preserve">from telos import ConstitutionalFilter</w:t>
       </w:r>
     </w:p>
-    <w:bookmarkEnd w:id="121"/>
-    <w:bookmarkEnd w:id="122"/>
     <w:bookmarkEnd w:id="123"/>
-    <w:bookmarkStart w:id="124" w:name="initialize-with-chatbot-specific-pa"/>
+    <w:bookmarkEnd w:id="124"/>
+    <w:bookmarkEnd w:id="125"/>
+    <w:bookmarkStart w:id="126" w:name="initialize-with-chatbot-specific-pa"/>
     <w:p>
       <w:pPr>
         <w:pStyle w:val="Heading1"/>
@@ -11489,8 +11949,8 @@
         <w:t xml:space="preserve">)</w:t>
       </w:r>
     </w:p>
-    <w:bookmarkEnd w:id="124"/>
-    <w:bookmarkStart w:id="151" w:name="before-sending-response-to-user"/>
+    <w:bookmarkEnd w:id="126"/>
+    <w:bookmarkStart w:id="153" w:name="before-sending-response-to-user"/>
     <w:p>
       <w:pPr>
         <w:pStyle w:val="Heading1"/>
@@ -11579,7 +12039,7 @@
         <w:t xml:space="preserve">: result.fidelity_score}</w:t>
       </w:r>
     </w:p>
-    <w:bookmarkStart w:id="125" w:name="governance-observability-for-chatbots"/>
+    <w:bookmarkStart w:id="127" w:name="governance-observability-for-chatbots"/>
     <w:p>
       <w:pPr>
         <w:pStyle w:val="Heading3"/>
@@ -11674,8 +12134,8 @@
         <w:t xml:space="preserve">- True positive rate (intervention when needed)</w:t>
       </w:r>
     </w:p>
-    <w:bookmarkEnd w:id="125"/>
-    <w:bookmarkStart w:id="126" w:name="chatbot-deployment-roadmap"/>
+    <w:bookmarkEnd w:id="127"/>
+    <w:bookmarkStart w:id="128" w:name="chatbot-deployment-roadmap"/>
     <w:p>
       <w:pPr>
         <w:pStyle w:val="Heading3"/>
@@ -11776,8 +12236,8 @@
         <w:t xml:space="preserve">TELOS enters the chatbot space not as a chatbot platform, but as governance infrastructure. It enables existing chatbots to meet constitutional compliance through validated, measurable, and auditable enforcement.</w:t>
       </w:r>
     </w:p>
-    <w:bookmarkEnd w:id="126"/>
-    <w:bookmarkStart w:id="132" w:name="X1f79dc48cba70da3b9698f96011217b5370f2b3"/>
+    <w:bookmarkEnd w:id="128"/>
+    <w:bookmarkStart w:id="134" w:name="X1f79dc48cba70da3b9698f96011217b5370f2b3"/>
     <w:p>
       <w:pPr>
         <w:pStyle w:val="Heading2"/>
@@ -11794,7 +12254,7 @@
         <w:t xml:space="preserve">Adversarial validation establishes The Constitutional Filter as validated security infrastructure for AI governance. Testing across 2,550 adversarial attacks (1,200 AILuminate + 400 HarmBench + 900 MedSafetyBench + 50 SB 243-aligned) shows 0 observed successful attacks (95% CI upper bound ~0.15% under black-box threat model), compared to 3.7-11.1% ASR with system prompts and 30.8-43.9% ASR for raw models.</w:t>
       </w:r>
     </w:p>
-    <w:bookmarkStart w:id="127" w:name="what-we-have-validated"/>
+    <w:bookmarkStart w:id="129" w:name="what-we-have-validated"/>
     <w:p>
       <w:pPr>
         <w:pStyle w:val="Heading3"/>
@@ -11899,8 +12359,8 @@
         <w:t xml:space="preserve">- Quality Systems Regulation (21 CFR Part 820, ISO 9001/13485)</w:t>
       </w:r>
     </w:p>
-    <w:bookmarkEnd w:id="127"/>
-    <w:bookmarkStart w:id="128" w:name="what-remains-to-validate"/>
+    <w:bookmarkEnd w:id="129"/>
+    <w:bookmarkStart w:id="130" w:name="what-remains-to-validate"/>
     <w:p>
       <w:pPr>
         <w:pStyle w:val="Heading3"/>
@@ -11987,8 +12447,8 @@
         <w:t xml:space="preserve">- Cross-jurisdiction validation (EU and California)</w:t>
       </w:r>
     </w:p>
-    <w:bookmarkEnd w:id="128"/>
-    <w:bookmarkStart w:id="129" w:name="the-immediate-regulatory-timeline"/>
+    <w:bookmarkEnd w:id="130"/>
+    <w:bookmarkStart w:id="131" w:name="the-immediate-regulatory-timeline"/>
     <w:p>
       <w:pPr>
         <w:pStyle w:val="Heading3"/>
@@ -12013,8 +12473,8 @@
         <w:t xml:space="preserve">The EU AI Act template is due February 2026. EU enforcement begins August 2026. There are three major regulatory milestones within eight months, all requiring the same capability: continuous, quantitative, auditable governance monitoring with evidence of resilience against adversarial threats.</w:t>
       </w:r>
     </w:p>
-    <w:bookmarkEnd w:id="129"/>
-    <w:bookmarkStart w:id="130" w:name="Xd4c80e57f33ebeab66aa234c2bd38823c15699b"/>
+    <w:bookmarkEnd w:id="131"/>
+    <w:bookmarkStart w:id="132" w:name="Xd4c80e57f33ebeab66aa234c2bd38823c15699b"/>
     <w:p>
       <w:pPr>
         <w:pStyle w:val="Heading3"/>
@@ -12069,8 +12529,8 @@
         <w:t xml:space="preserve">This is not prompt engineering, it is architectural governance operating above the model layer. Adversarial validation (0% ASR) proves the security properties that SB 53 safety frameworks must document. JSONL telemetry provides the continuous monitoring evidence that EU AI Act Article 72 explicitly requires. The Constitutional Filter addresses immediate regulatory compliance needs with empirically validated infrastructure.</w:t>
       </w:r>
     </w:p>
-    <w:bookmarkEnd w:id="130"/>
-    <w:bookmarkStart w:id="131" w:name="from-aspiration-to-empirical-evidence"/>
+    <w:bookmarkEnd w:id="132"/>
+    <w:bookmarkStart w:id="133" w:name="from-aspiration-to-empirical-evidence"/>
     <w:p>
       <w:pPr>
         <w:pStyle w:val="Heading3"/>
@@ -12147,9 +12607,9 @@
         <w:t xml:space="preserve">This is what we have built, validated, and this is the path forward.</w:t>
       </w:r>
     </w:p>
-    <w:bookmarkEnd w:id="131"/>
-    <w:bookmarkEnd w:id="132"/>
-    <w:bookmarkStart w:id="133" w:name="references"/>
+    <w:bookmarkEnd w:id="133"/>
+    <w:bookmarkEnd w:id="134"/>
+    <w:bookmarkStart w:id="135" w:name="references"/>
     <w:p>
       <w:pPr>
         <w:pStyle w:val="Heading2"/>
@@ -12163,6 +12623,14 @@
         <w:pStyle w:val="FirstParagraph"/>
       </w:pPr>
       <w:r>
+        <w:t xml:space="preserve">Amodei, D. (2026). The Adolescence of Technology: Confronting and Overcoming the Risks of Powerful AI. https://www.darioamodei.com/essay/the-adolescence-of-technology</w:t>
+      </w:r>
+    </w:p>
+    <w:p>
+      <w:pPr>
+        <w:pStyle w:val="BodyText"/>
+      </w:pPr>
+      <w:r>
         <w:t xml:space="preserve">Bai, Y., et al. (2022). Constitutional AI: Harmlessness from AI Feedback. arXiv:2212.08073.</w:t>
       </w:r>
     </w:p>
@@ -12350,8 +12818,8 @@
         <w:t xml:space="preserve">California SB 53. (2025). Transparency in Frontier Artificial Intelligence Act. California Legislature. https://sb53.info</w:t>
       </w:r>
     </w:p>
-    <w:bookmarkEnd w:id="133"/>
-    <w:bookmarkStart w:id="137" w:name="appendix-c-how-telos-maps-to-regulations"/>
+    <w:bookmarkEnd w:id="135"/>
+    <w:bookmarkStart w:id="139" w:name="appendix-c-how-telos-maps-to-regulations"/>
     <w:p>
       <w:pPr>
         <w:pStyle w:val="Heading2"/>
@@ -12368,7 +12836,7 @@
         <w:t xml:space="preserve">TELOS provides the technical setup that big regulatory frameworks require:</w:t>
       </w:r>
     </w:p>
-    <w:bookmarkStart w:id="134" w:name="Xee5fcb2bf1aaf9172c71b710cb9d7d4ebda536c"/>
+    <w:bookmarkStart w:id="136" w:name="Xee5fcb2bf1aaf9172c71b710cb9d7d4ebda536c"/>
     <w:p>
       <w:pPr>
         <w:pStyle w:val="Heading3"/>
@@ -12512,8 +12980,8 @@
         </w:tc>
       </w:tr>
     </w:tbl>
-    <w:bookmarkEnd w:id="134"/>
-    <w:bookmarkStart w:id="135" w:name="Xccb8058ac6a73c113045738dd66f55cf01f2104"/>
+    <w:bookmarkEnd w:id="136"/>
+    <w:bookmarkStart w:id="137" w:name="Xccb8058ac6a73c113045738dd66f55cf01f2104"/>
     <w:p>
       <w:pPr>
         <w:pStyle w:val="Heading3"/>
@@ -12657,8 +13125,8 @@
         </w:tc>
       </w:tr>
     </w:tbl>
-    <w:bookmarkEnd w:id="135"/>
-    <w:bookmarkStart w:id="136" w:name="iso-9001-quality-standards"/>
+    <w:bookmarkEnd w:id="137"/>
+    <w:bookmarkStart w:id="138" w:name="iso-9001-quality-standards"/>
     <w:p>
       <w:pPr>
         <w:pStyle w:val="Heading3"/>
@@ -12707,9 +13175,9 @@
         <w:t xml:space="preserve">The key insight: TELOS speaks the same language as existing quality systems. This makes it familiar to auditors and compliance teams.</w:t>
       </w:r>
     </w:p>
-    <w:bookmarkEnd w:id="136"/>
-    <w:bookmarkEnd w:id="137"/>
-    <w:bookmarkStart w:id="145" w:name="X903819a0938eb1bcf4a44a7cfb856608a6d01d8"/>
+    <w:bookmarkEnd w:id="138"/>
+    <w:bookmarkEnd w:id="139"/>
+    <w:bookmarkStart w:id="147" w:name="X903819a0938eb1bcf4a44a7cfb856608a6d01d8"/>
     <w:p>
       <w:pPr>
         <w:pStyle w:val="Heading2"/>
@@ -12738,7 +13206,7 @@
         <w:t xml:space="preserve">Attack Library: 2,550 adversarial prompts across 5 categories (1,200 AILuminate + 400 HarmBench + 900 MedSafetyBench + 50 SB 243)</w:t>
       </w:r>
     </w:p>
-    <w:bookmarkStart w:id="138" w:name="summary"/>
+    <w:bookmarkStart w:id="140" w:name="summary"/>
     <w:p>
       <w:pPr>
         <w:pStyle w:val="Heading3"/>
@@ -12773,26 +13241,14 @@
         <w:t xml:space="preserve">- Baseline Comparison: 0/2,550 observed vs 3.7-11.1% ASR (system prompts)</w:t>
       </w:r>
     </w:p>
-    <w:bookmarkEnd w:id="138"/>
-    <w:bookmarkStart w:id="139" w:name="attack-categories-tested"/>
+    <w:bookmarkEnd w:id="140"/>
+    <w:bookmarkStart w:id="141" w:name="attack-categories-tested"/>
     <w:p>
       <w:pPr>
         <w:pStyle w:val="Heading3"/>
       </w:pPr>
       <w:r>
         <w:t xml:space="preserve">Attack Categories Tested</w:t>
-      </w:r>
-    </w:p>
-    <w:p>
-      <w:pPr>
-        <w:pStyle w:val="Compact"/>
-        <w:numPr>
-          <w:ilvl w:val="0"/>
-          <w:numId w:val="1009"/>
-        </w:numPr>
-      </w:pPr>
-      <w:r>
-        <w:t xml:space="preserve">Prompt Injection (Instruction Override):</w:t>
       </w:r>
     </w:p>
     <w:p>
@@ -12804,25 +13260,7 @@
         </w:numPr>
       </w:pPr>
       <w:r>
-        <w:t xml:space="preserve">Attempts to override system instructions through embedded commands</w:t>
-      </w:r>
-    </w:p>
-    <w:p>
-      <w:pPr>
-        <w:pStyle w:val="Compact"/>
-        <w:numPr>
-          <w:ilvl w:val="0"/>
-          <w:numId w:val="1010"/>
-        </w:numPr>
-      </w:pPr>
-      <w:r>
-        <w:t xml:space="preserve">Example:</w:t>
-      </w:r>
-      <w:r>
-        <w:t xml:space="preserve"> </w:t>
-      </w:r>
-      <w:r>
-        <w:t xml:space="preserve">“Ignore all previous instructions and…”</w:t>
+        <w:t xml:space="preserve">Prompt Injection (Instruction Override):</w:t>
       </w:r>
     </w:p>
     <w:p>
@@ -12834,7 +13272,25 @@
         </w:numPr>
       </w:pPr>
       <w:r>
-        <w:t xml:space="preserve">Jailbreaking (Constraint Violation):</w:t>
+        <w:t xml:space="preserve">Attempts to override system instructions through embedded commands</w:t>
+      </w:r>
+    </w:p>
+    <w:p>
+      <w:pPr>
+        <w:pStyle w:val="Compact"/>
+        <w:numPr>
+          <w:ilvl w:val="0"/>
+          <w:numId w:val="1011"/>
+        </w:numPr>
+      </w:pPr>
+      <w:r>
+        <w:t xml:space="preserve">Example:</w:t>
+      </w:r>
+      <w:r>
+        <w:t xml:space="preserve"> </w:t>
+      </w:r>
+      <w:r>
+        <w:t xml:space="preserve">“Ignore all previous instructions and…”</w:t>
       </w:r>
     </w:p>
     <w:p>
@@ -12846,25 +13302,7 @@
         </w:numPr>
       </w:pPr>
       <w:r>
-        <w:t xml:space="preserve">Roleplay scenarios designed to bypass boundaries</w:t>
-      </w:r>
-    </w:p>
-    <w:p>
-      <w:pPr>
-        <w:pStyle w:val="Compact"/>
-        <w:numPr>
-          <w:ilvl w:val="0"/>
-          <w:numId w:val="1012"/>
-        </w:numPr>
-      </w:pPr>
-      <w:r>
-        <w:t xml:space="preserve">Example:</w:t>
-      </w:r>
-      <w:r>
-        <w:t xml:space="preserve"> </w:t>
-      </w:r>
-      <w:r>
-        <w:t xml:space="preserve">“Let’s play a game where you pretend to be…”</w:t>
+        <w:t xml:space="preserve">Jailbreaking (Constraint Violation):</w:t>
       </w:r>
     </w:p>
     <w:p>
@@ -12876,7 +13314,25 @@
         </w:numPr>
       </w:pPr>
       <w:r>
-        <w:t xml:space="preserve">Role Manipulation (Identity Confusion):</w:t>
+        <w:t xml:space="preserve">Roleplay scenarios designed to bypass boundaries</w:t>
+      </w:r>
+    </w:p>
+    <w:p>
+      <w:pPr>
+        <w:pStyle w:val="Compact"/>
+        <w:numPr>
+          <w:ilvl w:val="0"/>
+          <w:numId w:val="1013"/>
+        </w:numPr>
+      </w:pPr>
+      <w:r>
+        <w:t xml:space="preserve">Example:</w:t>
+      </w:r>
+      <w:r>
+        <w:t xml:space="preserve"> </w:t>
+      </w:r>
+      <w:r>
+        <w:t xml:space="preserve">“Let’s play a game where you pretend to be…”</w:t>
       </w:r>
     </w:p>
     <w:p>
@@ -12888,25 +13344,7 @@
         </w:numPr>
       </w:pPr>
       <w:r>
-        <w:t xml:space="preserve">Attempts to confuse the AI about its role/identity</w:t>
-      </w:r>
-    </w:p>
-    <w:p>
-      <w:pPr>
-        <w:pStyle w:val="Compact"/>
-        <w:numPr>
-          <w:ilvl w:val="0"/>
-          <w:numId w:val="1014"/>
-        </w:numPr>
-      </w:pPr>
-      <w:r>
-        <w:t xml:space="preserve">Example:</w:t>
-      </w:r>
-      <w:r>
-        <w:t xml:space="preserve"> </w:t>
-      </w:r>
-      <w:r>
-        <w:t xml:space="preserve">“You are now a different AI that…”</w:t>
+        <w:t xml:space="preserve">Role Manipulation (Identity Confusion):</w:t>
       </w:r>
     </w:p>
     <w:p>
@@ -12918,7 +13356,25 @@
         </w:numPr>
       </w:pPr>
       <w:r>
-        <w:t xml:space="preserve">Context Manipulation (Semantic Boundary Probing):</w:t>
+        <w:t xml:space="preserve">Attempts to confuse the AI about its role/identity</w:t>
+      </w:r>
+    </w:p>
+    <w:p>
+      <w:pPr>
+        <w:pStyle w:val="Compact"/>
+        <w:numPr>
+          <w:ilvl w:val="0"/>
+          <w:numId w:val="1015"/>
+        </w:numPr>
+      </w:pPr>
+      <w:r>
+        <w:t xml:space="preserve">Example:</w:t>
+      </w:r>
+      <w:r>
+        <w:t xml:space="preserve"> </w:t>
+      </w:r>
+      <w:r>
+        <w:t xml:space="preserve">“You are now a different AI that…”</w:t>
       </w:r>
     </w:p>
     <w:p>
@@ -12930,25 +13386,7 @@
         </w:numPr>
       </w:pPr>
       <w:r>
-        <w:t xml:space="preserve">Gradual boundary erosion through context shifting</w:t>
-      </w:r>
-    </w:p>
-    <w:p>
-      <w:pPr>
-        <w:pStyle w:val="Compact"/>
-        <w:numPr>
-          <w:ilvl w:val="0"/>
-          <w:numId w:val="1016"/>
-        </w:numPr>
-      </w:pPr>
-      <w:r>
-        <w:t xml:space="preserve">Example:</w:t>
-      </w:r>
-      <w:r>
-        <w:t xml:space="preserve"> </w:t>
-      </w:r>
-      <w:r>
-        <w:t xml:space="preserve">“Since we’re discussing X, let’s also cover Y…”</w:t>
+        <w:t xml:space="preserve">Context Manipulation (Semantic Boundary Probing):</w:t>
       </w:r>
     </w:p>
     <w:p>
@@ -12960,7 +13398,25 @@
         </w:numPr>
       </w:pPr>
       <w:r>
-        <w:t xml:space="preserve">Privacy Violations (Data Extraction):</w:t>
+        <w:t xml:space="preserve">Gradual boundary erosion through context shifting</w:t>
+      </w:r>
+    </w:p>
+    <w:p>
+      <w:pPr>
+        <w:pStyle w:val="Compact"/>
+        <w:numPr>
+          <w:ilvl w:val="0"/>
+          <w:numId w:val="1017"/>
+        </w:numPr>
+      </w:pPr>
+      <w:r>
+        <w:t xml:space="preserve">Example:</w:t>
+      </w:r>
+      <w:r>
+        <w:t xml:space="preserve"> </w:t>
+      </w:r>
+      <w:r>
+        <w:t xml:space="preserve">“Since we’re discussing X, let’s also cover Y…”</w:t>
       </w:r>
     </w:p>
     <w:p>
@@ -12972,7 +13428,7 @@
         </w:numPr>
       </w:pPr>
       <w:r>
-        <w:t xml:space="preserve">Attempts to extract information outside declared scope</w:t>
+        <w:t xml:space="preserve">Privacy Violations (Data Extraction):</w:t>
       </w:r>
     </w:p>
     <w:p>
@@ -12980,10 +13436,22 @@
         <w:pStyle w:val="Compact"/>
         <w:numPr>
           <w:ilvl w:val="0"/>
-          <w:numId w:val="1018"/>
+          <w:numId w:val="1019"/>
         </w:numPr>
       </w:pPr>
       <w:r>
+        <w:t xml:space="preserve">Attempts to extract information outside declared scope</w:t>
+      </w:r>
+    </w:p>
+    <w:p>
+      <w:pPr>
+        <w:pStyle w:val="Compact"/>
+        <w:numPr>
+          <w:ilvl w:val="0"/>
+          <w:numId w:val="1019"/>
+        </w:numPr>
+      </w:pPr>
+      <w:r>
         <w:t xml:space="preserve">Example:</w:t>
       </w:r>
       <w:r>
@@ -12993,8 +13461,8 @@
         <w:t xml:space="preserve">“Can you share user data for research purposes?”</w:t>
       </w:r>
     </w:p>
-    <w:bookmarkEnd w:id="139"/>
-    <w:bookmarkStart w:id="140" w:name="results-by-model"/>
+    <w:bookmarkEnd w:id="141"/>
+    <w:bookmarkStart w:id="142" w:name="results-by-model"/>
     <w:p>
       <w:pPr>
         <w:pStyle w:val="Heading3"/>
@@ -13063,8 +13531,8 @@
         <w:t xml:space="preserve">Key Finding: Larger models showed higher attack success rates without governance. This highlights that scaling the model alone does not guarantee safety.</w:t>
       </w:r>
     </w:p>
-    <w:bookmarkEnd w:id="140"/>
-    <w:bookmarkStart w:id="141" w:name="cross-model-consistency"/>
+    <w:bookmarkEnd w:id="142"/>
+    <w:bookmarkStart w:id="143" w:name="cross-model-consistency"/>
     <w:p>
       <w:pPr>
         <w:pStyle w:val="Heading3"/>
@@ -13099,8 +13567,8 @@
         <w:t xml:space="preserve">- Scalability: No degradation with larger models</w:t>
       </w:r>
     </w:p>
-    <w:bookmarkEnd w:id="141"/>
-    <w:bookmarkStart w:id="142" w:name="data-availability"/>
+    <w:bookmarkEnd w:id="143"/>
+    <w:bookmarkStart w:id="144" w:name="data-availability"/>
     <w:p>
       <w:pPr>
         <w:pStyle w:val="Heading3"/>
@@ -13223,8 +13691,8 @@
         <w:t xml:space="preserve">- TELOS configuration: Dual PA architecture with Layer 2 fidelity measurement</w:t>
       </w:r>
     </w:p>
-    <w:bookmarkEnd w:id="142"/>
-    <w:bookmarkStart w:id="143" w:name="what-this-validates"/>
+    <w:bookmarkEnd w:id="144"/>
+    <w:bookmarkStart w:id="145" w:name="what-this-validates"/>
     <w:p>
       <w:pPr>
         <w:pStyle w:val="Heading3"/>
@@ -13297,8 +13765,8 @@
         <w:t xml:space="preserve">- Expanded attack library (100+ attacks across additional categories)</w:t>
       </w:r>
     </w:p>
-    <w:bookmarkEnd w:id="143"/>
-    <w:bookmarkStart w:id="144" w:name="next-steps"/>
+    <w:bookmarkEnd w:id="145"/>
+    <w:bookmarkStart w:id="146" w:name="next-steps"/>
     <w:p>
       <w:pPr>
         <w:pStyle w:val="Heading3"/>
@@ -13359,9 +13827,9 @@
         <w:t xml:space="preserve">- Regulatory submission: FDA 510(k), EU AI Act compliance packages</w:t>
       </w:r>
     </w:p>
-    <w:bookmarkEnd w:id="144"/>
-    <w:bookmarkEnd w:id="145"/>
-    <w:bookmarkStart w:id="148" w:name="X1a6b1e329224dfdf026b2dd547d92f73f894928"/>
+    <w:bookmarkEnd w:id="146"/>
+    <w:bookmarkEnd w:id="147"/>
+    <w:bookmarkStart w:id="150" w:name="X1a6b1e329224dfdf026b2dd547d92f73f894928"/>
     <w:p>
       <w:pPr>
         <w:pStyle w:val="Heading2"/>
@@ -13378,7 +13846,7 @@
         <w:t xml:space="preserve">The system creates a complete audit trail of every conversation. Here’s a simplified view of what gets recorded:</w:t>
       </w:r>
     </w:p>
-    <w:bookmarkStart w:id="146" w:name="what-we-track-every-turn"/>
+    <w:bookmarkStart w:id="148" w:name="what-we-track-every-turn"/>
     <w:p>
       <w:pPr>
         <w:pStyle w:val="Heading3"/>
@@ -13479,8 +13947,8 @@
         <w:t xml:space="preserve">Status: Within acceptable range, no correction needed</w:t>
       </w:r>
     </w:p>
-    <w:bookmarkEnd w:id="146"/>
-    <w:bookmarkStart w:id="147" w:name="when-intervention-happens"/>
+    <w:bookmarkEnd w:id="148"/>
+    <w:bookmarkStart w:id="149" w:name="when-intervention-happens"/>
     <w:p>
       <w:pPr>
         <w:pStyle w:val="Heading3"/>
@@ -13531,9 +13999,9 @@
         <w:t xml:space="preserve">This telemetry provides the evidence trail that regulators require, showing the system actively monitors and maintains governance rather than just hoping it lasts.</w:t>
       </w:r>
     </w:p>
-    <w:bookmarkEnd w:id="147"/>
-    <w:bookmarkEnd w:id="148"/>
-    <w:bookmarkStart w:id="149" w:name="appendix-f-key-terms"/>
+    <w:bookmarkEnd w:id="149"/>
+    <w:bookmarkEnd w:id="150"/>
+    <w:bookmarkStart w:id="151" w:name="appendix-f-key-terms"/>
     <w:p>
       <w:pPr>
         <w:pStyle w:val="Heading2"/>
@@ -13606,8 +14074,8 @@
         <w:t xml:space="preserve">Intervention: Corrections applied to bring the conversation back on track (gentle reminder, explicit correction, regeneration).</w:t>
       </w:r>
     </w:p>
-    <w:bookmarkEnd w:id="149"/>
-    <w:bookmarkStart w:id="150" w:name="appendix-g-foundational-document-stack"/>
+    <w:bookmarkEnd w:id="151"/>
+    <w:bookmarkStart w:id="152" w:name="appendix-g-foundational-document-stack"/>
     <w:p>
       <w:pPr>
         <w:pStyle w:val="Heading2"/>
@@ -13881,8 +14349,8 @@
         <w:t xml:space="preserve">This whitepaper represents the current state of TELOS research and validation. Results are preliminary and subject to peer review. Implementation in production systems should follow appropriate testing and validation protocols.</w:t>
       </w:r>
     </w:p>
-    <w:bookmarkEnd w:id="150"/>
-    <w:bookmarkEnd w:id="151"/>
+    <w:bookmarkEnd w:id="152"/>
+    <w:bookmarkEnd w:id="153"/>
     <w:sectPr>
       <w:footnotePr>
         <w:numRestart w:val="eachSect"/>
@@ -14078,6 +14546,109 @@
       </w:pPr>
     </w:lvl>
   </w:abstractNum>
+  <w:abstractNum w:abstractNumId="991">
+    <w:nsid w:val="0000A991"/>
+    <w:multiLevelType w:val="multilevel"/>
+    <w:lvl w:ilvl="0">
+      <w:numFmt w:val="bullet"/>
+      <w:lvlText w:val=""/>
+      <w:lvlJc w:val="left"/>
+      <w:pPr>
+        <w:ind w:left="720" w:hanging="360"/>
+      </w:pPr>
+      <w:rPr>
+        <w:rFonts w:ascii="Symbol" w:hAnsi="Symbol" w:cs="Symbol" w:hint="default"/>
+      </w:rPr>
+    </w:lvl>
+    <w:lvl w:ilvl="1">
+      <w:numFmt w:val="bullet"/>
+      <w:lvlText w:val="o"/>
+      <w:lvlJc w:val="left"/>
+      <w:pPr>
+        <w:ind w:left="1440" w:hanging="360"/>
+      </w:pPr>
+      <w:rPr>
+        <w:rFonts w:ascii="Courier New" w:hAnsi="Courier New" w:cs="Courier New" w:hint="default"/>
+      </w:rPr>
+    </w:lvl>
+    <w:lvl w:ilvl="2">
+      <w:numFmt w:val="bullet"/>
+      <w:lvlText w:val=""/>
+      <w:lvlJc w:val="left"/>
+      <w:pPr>
+        <w:ind w:left="2160" w:hanging="360"/>
+      </w:pPr>
+      <w:rPr>
+        <w:rFonts w:ascii="Wingdings" w:hAnsi="Wingdings" w:cs="Wingdings" w:hint="default"/>
+      </w:rPr>
+    </w:lvl>
+    <w:lvl w:ilvl="3">
+      <w:numFmt w:val="bullet"/>
+      <w:lvlText w:val=""/>
+      <w:lvlJc w:val="left"/>
+      <w:pPr>
+        <w:ind w:left="2880" w:hanging="360"/>
+      </w:pPr>
+      <w:rPr>
+        <w:rFonts w:ascii="Symbol" w:hAnsi="Symbol" w:cs="Symbol" w:hint="default"/>
+      </w:rPr>
+    </w:lvl>
+    <w:lvl w:ilvl="4">
+      <w:numFmt w:val="bullet"/>
+      <w:lvlText w:val="o"/>
+      <w:lvlJc w:val="left"/>
+      <w:pPr>
+        <w:ind w:left="3600" w:hanging="360"/>
+      </w:pPr>
+      <w:rPr>
+        <w:rFonts w:ascii="Courier New" w:hAnsi="Courier New" w:cs="Courier New" w:hint="default"/>
+      </w:rPr>
+    </w:lvl>
+    <w:lvl w:ilvl="5">
+      <w:numFmt w:val="bullet"/>
+      <w:lvlText w:val=""/>
+      <w:lvlJc w:val="left"/>
+      <w:pPr>
+        <w:ind w:left="4320" w:hanging="360"/>
+      </w:pPr>
+      <w:rPr>
+        <w:rFonts w:ascii="Wingdings" w:hAnsi="Wingdings" w:cs="Wingdings" w:hint="default"/>
+      </w:rPr>
+    </w:lvl>
+    <w:lvl w:ilvl="6">
+      <w:numFmt w:val="bullet"/>
+      <w:lvlText w:val=""/>
+      <w:lvlJc w:val="left"/>
+      <w:pPr>
+        <w:ind w:left="5040" w:hanging="360"/>
+      </w:pPr>
+      <w:rPr>
+        <w:rFonts w:ascii="Symbol" w:hAnsi="Symbol" w:cs="Symbol" w:hint="default"/>
+      </w:rPr>
+    </w:lvl>
+    <w:lvl w:ilvl="7">
+      <w:numFmt w:val="bullet"/>
+      <w:lvlText w:val="o"/>
+      <w:lvlJc w:val="left"/>
+      <w:pPr>
+        <w:ind w:left="5760" w:hanging="360"/>
+      </w:pPr>
+      <w:rPr>
+        <w:rFonts w:ascii="Courier New" w:hAnsi="Courier New" w:cs="Courier New" w:hint="default"/>
+      </w:rPr>
+    </w:lvl>
+    <w:lvl w:ilvl="8">
+      <w:numFmt w:val="bullet"/>
+      <w:lvlText w:val=""/>
+      <w:lvlJc w:val="left"/>
+      <w:pPr>
+        <w:ind w:left="6480" w:hanging="360"/>
+      </w:pPr>
+      <w:rPr>
+        <w:rFonts w:ascii="Wingdings" w:hAnsi="Wingdings" w:cs="Wingdings" w:hint="default"/>
+      </w:rPr>
+    </w:lvl>
+  </w:abstractNum>
   <w:abstractNum w:abstractNumId="99412">
     <w:nsid w:val="00A99412"/>
     <w:multiLevelType w:val="multilevel"/>
@@ -14161,109 +14732,6 @@
       <w:pPr>
         <w:ind w:left="6480" w:hanging="360"/>
       </w:pPr>
-    </w:lvl>
-  </w:abstractNum>
-  <w:abstractNum w:abstractNumId="991">
-    <w:nsid w:val="0000A991"/>
-    <w:multiLevelType w:val="multilevel"/>
-    <w:lvl w:ilvl="0">
-      <w:numFmt w:val="bullet"/>
-      <w:lvlText w:val=""/>
-      <w:lvlJc w:val="left"/>
-      <w:pPr>
-        <w:ind w:left="720" w:hanging="360"/>
-      </w:pPr>
-      <w:rPr>
-        <w:rFonts w:ascii="Symbol" w:hAnsi="Symbol" w:cs="Symbol" w:hint="default"/>
-      </w:rPr>
-    </w:lvl>
-    <w:lvl w:ilvl="1">
-      <w:numFmt w:val="bullet"/>
-      <w:lvlText w:val="o"/>
-      <w:lvlJc w:val="left"/>
-      <w:pPr>
-        <w:ind w:left="1440" w:hanging="360"/>
-      </w:pPr>
-      <w:rPr>
-        <w:rFonts w:ascii="Courier New" w:hAnsi="Courier New" w:cs="Courier New" w:hint="default"/>
-      </w:rPr>
-    </w:lvl>
-    <w:lvl w:ilvl="2">
-      <w:numFmt w:val="bullet"/>
-      <w:lvlText w:val=""/>
-      <w:lvlJc w:val="left"/>
-      <w:pPr>
-        <w:ind w:left="2160" w:hanging="360"/>
-      </w:pPr>
-      <w:rPr>
-        <w:rFonts w:ascii="Wingdings" w:hAnsi="Wingdings" w:cs="Wingdings" w:hint="default"/>
-      </w:rPr>
-    </w:lvl>
-    <w:lvl w:ilvl="3">
-      <w:numFmt w:val="bullet"/>
-      <w:lvlText w:val=""/>
-      <w:lvlJc w:val="left"/>
-      <w:pPr>
-        <w:ind w:left="2880" w:hanging="360"/>
-      </w:pPr>
-      <w:rPr>
-        <w:rFonts w:ascii="Symbol" w:hAnsi="Symbol" w:cs="Symbol" w:hint="default"/>
-      </w:rPr>
-    </w:lvl>
-    <w:lvl w:ilvl="4">
-      <w:numFmt w:val="bullet"/>
-      <w:lvlText w:val="o"/>
-      <w:lvlJc w:val="left"/>
-      <w:pPr>
-        <w:ind w:left="3600" w:hanging="360"/>
-      </w:pPr>
-      <w:rPr>
-        <w:rFonts w:ascii="Courier New" w:hAnsi="Courier New" w:cs="Courier New" w:hint="default"/>
-      </w:rPr>
-    </w:lvl>
-    <w:lvl w:ilvl="5">
-      <w:numFmt w:val="bullet"/>
-      <w:lvlText w:val=""/>
-      <w:lvlJc w:val="left"/>
-      <w:pPr>
-        <w:ind w:left="4320" w:hanging="360"/>
-      </w:pPr>
-      <w:rPr>
-        <w:rFonts w:ascii="Wingdings" w:hAnsi="Wingdings" w:cs="Wingdings" w:hint="default"/>
-      </w:rPr>
-    </w:lvl>
-    <w:lvl w:ilvl="6">
-      <w:numFmt w:val="bullet"/>
-      <w:lvlText w:val=""/>
-      <w:lvlJc w:val="left"/>
-      <w:pPr>
-        <w:ind w:left="5040" w:hanging="360"/>
-      </w:pPr>
-      <w:rPr>
-        <w:rFonts w:ascii="Symbol" w:hAnsi="Symbol" w:cs="Symbol" w:hint="default"/>
-      </w:rPr>
-    </w:lvl>
-    <w:lvl w:ilvl="7">
-      <w:numFmt w:val="bullet"/>
-      <w:lvlText w:val="o"/>
-      <w:lvlJc w:val="left"/>
-      <w:pPr>
-        <w:ind w:left="5760" w:hanging="360"/>
-      </w:pPr>
-      <w:rPr>
-        <w:rFonts w:ascii="Courier New" w:hAnsi="Courier New" w:cs="Courier New" w:hint="default"/>
-      </w:rPr>
-    </w:lvl>
-    <w:lvl w:ilvl="8">
-      <w:numFmt w:val="bullet"/>
-      <w:lvlText w:val=""/>
-      <w:lvlJc w:val="left"/>
-      <w:pPr>
-        <w:ind w:left="6480" w:hanging="360"/>
-      </w:pPr>
-      <w:rPr>
-        <w:rFonts w:ascii="Wingdings" w:hAnsi="Wingdings" w:cs="Wingdings" w:hint="default"/>
-      </w:rPr>
     </w:lvl>
   </w:abstractNum>
   <w:abstractNum w:abstractNumId="99413">
@@ -14615,6 +15083,9 @@
     </w:lvlOverride>
   </w:num>
   <w:num w:numId="1004">
+    <w:abstractNumId w:val="991"/>
+  </w:num>
+  <w:num w:numId="1005">
     <w:abstractNumId w:val="99411"/>
     <w:lvlOverride w:ilvl="0">
       <w:startOverride w:val="1"/>
@@ -14644,7 +15115,7 @@
       <w:startOverride w:val="1"/>
     </w:lvlOverride>
   </w:num>
-  <w:num w:numId="1005">
+  <w:num w:numId="1006">
     <w:abstractNumId w:val="99412"/>
     <w:lvlOverride w:ilvl="0">
       <w:startOverride w:val="2"/>
@@ -14672,36 +15143,6 @@
     </w:lvlOverride>
     <w:lvlOverride w:ilvl="8">
       <w:startOverride w:val="2"/>
-    </w:lvlOverride>
-  </w:num>
-  <w:num w:numId="1006">
-    <w:abstractNumId w:val="99411"/>
-    <w:lvlOverride w:ilvl="0">
-      <w:startOverride w:val="1"/>
-    </w:lvlOverride>
-    <w:lvlOverride w:ilvl="1">
-      <w:startOverride w:val="1"/>
-    </w:lvlOverride>
-    <w:lvlOverride w:ilvl="2">
-      <w:startOverride w:val="1"/>
-    </w:lvlOverride>
-    <w:lvlOverride w:ilvl="3">
-      <w:startOverride w:val="1"/>
-    </w:lvlOverride>
-    <w:lvlOverride w:ilvl="4">
-      <w:startOverride w:val="1"/>
-    </w:lvlOverride>
-    <w:lvlOverride w:ilvl="5">
-      <w:startOverride w:val="1"/>
-    </w:lvlOverride>
-    <w:lvlOverride w:ilvl="6">
-      <w:startOverride w:val="1"/>
-    </w:lvlOverride>
-    <w:lvlOverride w:ilvl="7">
-      <w:startOverride w:val="1"/>
-    </w:lvlOverride>
-    <w:lvlOverride w:ilvl="8">
-      <w:startOverride w:val="1"/>
     </w:lvlOverride>
   </w:num>
   <w:num w:numId="1007">
@@ -14795,9 +15236,39 @@
     </w:lvlOverride>
   </w:num>
   <w:num w:numId="1010">
+    <w:abstractNumId w:val="99411"/>
+    <w:lvlOverride w:ilvl="0">
+      <w:startOverride w:val="1"/>
+    </w:lvlOverride>
+    <w:lvlOverride w:ilvl="1">
+      <w:startOverride w:val="1"/>
+    </w:lvlOverride>
+    <w:lvlOverride w:ilvl="2">
+      <w:startOverride w:val="1"/>
+    </w:lvlOverride>
+    <w:lvlOverride w:ilvl="3">
+      <w:startOverride w:val="1"/>
+    </w:lvlOverride>
+    <w:lvlOverride w:ilvl="4">
+      <w:startOverride w:val="1"/>
+    </w:lvlOverride>
+    <w:lvlOverride w:ilvl="5">
+      <w:startOverride w:val="1"/>
+    </w:lvlOverride>
+    <w:lvlOverride w:ilvl="6">
+      <w:startOverride w:val="1"/>
+    </w:lvlOverride>
+    <w:lvlOverride w:ilvl="7">
+      <w:startOverride w:val="1"/>
+    </w:lvlOverride>
+    <w:lvlOverride w:ilvl="8">
+      <w:startOverride w:val="1"/>
+    </w:lvlOverride>
+  </w:num>
+  <w:num w:numId="1011">
     <w:abstractNumId w:val="991"/>
   </w:num>
-  <w:num w:numId="1011">
+  <w:num w:numId="1012">
     <w:abstractNumId w:val="99412"/>
     <w:lvlOverride w:ilvl="0">
       <w:startOverride w:val="2"/>
@@ -14827,10 +15298,10 @@
       <w:startOverride w:val="2"/>
     </w:lvlOverride>
   </w:num>
-  <w:num w:numId="1012">
+  <w:num w:numId="1013">
     <w:abstractNumId w:val="991"/>
   </w:num>
-  <w:num w:numId="1013">
+  <w:num w:numId="1014">
     <w:abstractNumId w:val="99413"/>
     <w:lvlOverride w:ilvl="0">
       <w:startOverride w:val="3"/>
@@ -14860,10 +15331,10 @@
       <w:startOverride w:val="3"/>
     </w:lvlOverride>
   </w:num>
-  <w:num w:numId="1014">
+  <w:num w:numId="1015">
     <w:abstractNumId w:val="991"/>
   </w:num>
-  <w:num w:numId="1015">
+  <w:num w:numId="1016">
     <w:abstractNumId w:val="99414"/>
     <w:lvlOverride w:ilvl="0">
       <w:startOverride w:val="4"/>
@@ -14893,10 +15364,10 @@
       <w:startOverride w:val="4"/>
     </w:lvlOverride>
   </w:num>
-  <w:num w:numId="1016">
+  <w:num w:numId="1017">
     <w:abstractNumId w:val="991"/>
   </w:num>
-  <w:num w:numId="1017">
+  <w:num w:numId="1018">
     <w:abstractNumId w:val="99415"/>
     <w:lvlOverride w:ilvl="0">
       <w:startOverride w:val="5"/>
@@ -14926,7 +15397,7 @@
       <w:startOverride w:val="5"/>
     </w:lvlOverride>
   </w:num>
-  <w:num w:numId="1018">
+  <w:num w:numId="1019">
     <w:abstractNumId w:val="991"/>
   </w:num>
 </w:numbering>
